--- a/docs/NJU_Rivals_规则书.docx
+++ b/docs/NJU_Rivals_规则书.docx
@@ -211,39 +211,30 @@
         <w:t>报名期：</w:t>
       </w:r>
       <w:r>
-        <w:t>公告发布后</w:t>
+        <w:t>报名通道预计于公告发布后</w:t>
+      </w:r>
+      <w:r>
+        <w:t xml:space="preserve"> 1-2 </w:t>
       </w:r>
       <w:r>
         <w:rPr>
           <w:rFonts w:hint="eastAsia"/>
         </w:rPr>
-        <w:t>1-2</w:t>
-      </w:r>
-      <w:r>
-        <w:rPr>
-          <w:rFonts w:hint="eastAsia"/>
-        </w:rPr>
-        <w:t>周内</w:t>
-      </w:r>
-      <w:r>
-        <w:t>开放，预计</w:t>
-      </w:r>
-      <w:r>
-        <w:rPr>
-          <w:rFonts w:hint="eastAsia"/>
-        </w:rPr>
-        <w:t>开放</w:t>
-      </w:r>
-      <w:r>
-        <w:rPr>
-          <w:rFonts w:hint="eastAsia"/>
-        </w:rPr>
-        <w:t>3</w:t>
-      </w:r>
-      <w:r>
-        <w:rPr>
-          <w:rFonts w:hint="eastAsia"/>
-        </w:rPr>
+        <w:t>周</w:t>
+      </w:r>
+      <w:r>
+        <w:t>内开放</w:t>
+      </w:r>
+      <w:r>
+        <w:t>，</w:t>
+      </w:r>
+      <w:r>
+        <w:t>开放时间预计持续</w:t>
+      </w:r>
+      <w:r>
+        <w:t xml:space="preserve"> 3 </w:t>
+      </w:r>
+      <w:r>
         <w:t>天</w:t>
       </w:r>
     </w:p>
@@ -374,52 +365,22 @@
         <w:t>段位门槛：</w:t>
       </w:r>
       <w:r>
-        <w:t>完美平台</w:t>
-      </w:r>
-      <w:r>
-        <w:t xml:space="preserve"> </w:t>
-      </w:r>
-      <w:r>
-        <w:rPr>
-          <w:rFonts w:hint="eastAsia"/>
-        </w:rPr>
-        <w:t>当前</w:t>
-      </w:r>
-      <w:r>
-        <w:rPr>
-          <w:rFonts w:hint="eastAsia"/>
-        </w:rPr>
-        <w:t>A</w:t>
-      </w:r>
-      <w:r>
-        <w:t xml:space="preserve"> </w:t>
-      </w:r>
-      <w:r>
-        <w:rPr>
-          <w:rFonts w:hint="eastAsia"/>
-        </w:rPr>
-        <w:t>或</w:t>
-      </w:r>
-      <w:r>
-        <w:rPr>
-          <w:rFonts w:hint="eastAsia"/>
-        </w:rPr>
-        <w:t xml:space="preserve"> </w:t>
-      </w:r>
-      <w:r>
-        <w:rPr>
-          <w:rFonts w:hint="eastAsia"/>
-        </w:rPr>
-        <w:t>历史</w:t>
-      </w:r>
-      <w:r>
-        <w:rPr>
-          <w:rFonts w:hint="eastAsia"/>
-        </w:rPr>
-        <w:t xml:space="preserve">A+ </w:t>
-      </w:r>
-      <w:r>
-        <w:t>及以上（其他平台等效水平见附录段位映射表）</w:t>
+        <w:t>当前完美平台等级达到</w:t>
+      </w:r>
+      <w:r>
+        <w:t xml:space="preserve"> A</w:t>
+      </w:r>
+      <w:r>
+        <w:t>，或历史最高等级达到</w:t>
+      </w:r>
+      <w:r>
+        <w:t xml:space="preserve"> A+ </w:t>
+      </w:r>
+      <w:r>
+        <w:t>及以上</w:t>
+      </w:r>
+      <w:r>
+        <w:t>（其他平台等效水平见附录段位映射表）</w:t>
       </w:r>
     </w:p>
     <w:p>
@@ -884,6 +845,43 @@
     </w:p>
     <w:p>
       <w:pPr>
+        <w:pStyle w:val="a4"/>
+        <w:numPr>
+          <w:ilvl w:val="0"/>
+          <w:numId w:val="2"/>
+        </w:numPr>
+        <w:spacing w:after="80"/>
+        <w:rPr>
+          <w:rFonts w:hint="eastAsia"/>
+        </w:rPr>
+      </w:pPr>
+      <w:r>
+        <w:rPr>
+          <w:rFonts w:hint="eastAsia"/>
+          <w:b/>
+          <w:bCs/>
+        </w:rPr>
+        <w:t>注意：报名前务必仔细思考自己的位置，每个位置主选选手报满</w:t>
+      </w:r>
+      <w:r>
+        <w:rPr>
+          <w:rFonts w:hint="eastAsia"/>
+          <w:b/>
+          <w:bCs/>
+        </w:rPr>
+        <w:t>15</w:t>
+      </w:r>
+      <w:r>
+        <w:rPr>
+          <w:rFonts w:hint="eastAsia"/>
+          <w:b/>
+          <w:bCs/>
+        </w:rPr>
+        <w:t>人就无法选择了。务必选择自己最擅长的位置，并且报名通道开启后尽快报名！</w:t>
+      </w:r>
+    </w:p>
+    <w:p>
+      <w:pPr>
         <w:pStyle w:val="3"/>
       </w:pPr>
       <w:r>
@@ -946,7 +944,16 @@
         <w:t>ID_</w:t>
       </w:r>
       <w:r>
-        <w:t>主位置</w:t>
+        <w:t>主</w:t>
+      </w:r>
+      <w:r>
+        <w:rPr>
+          <w:rFonts w:hint="eastAsia"/>
+        </w:rPr>
+        <w:t>选</w:t>
+      </w:r>
+      <w:r>
+        <w:t>位置</w:t>
       </w:r>
       <w:r>
         <w:t>.mp4</w:t>
@@ -979,6 +986,7 @@
         <w:pStyle w:val="2"/>
       </w:pPr>
       <w:r>
+        <w:lastRenderedPageBreak/>
         <w:t>3.3 报名审核</w:t>
       </w:r>
     </w:p>
@@ -995,7 +1003,6 @@
         <w:pStyle w:val="3"/>
       </w:pPr>
       <w:r>
-        <w:lastRenderedPageBreak/>
         <w:t>第一优先级：赛委会审核（一票否决）</w:t>
       </w:r>
     </w:p>
@@ -1088,6 +1095,9 @@
     <w:p>
       <w:pPr>
         <w:spacing w:after="120"/>
+        <w:rPr>
+          <w:rFonts w:hint="eastAsia"/>
+        </w:rPr>
       </w:pPr>
       <w:r>
         <w:t>每个主选位置上限</w:t>
@@ -1112,7 +1122,10 @@
         <w:spacing w:after="120"/>
       </w:pPr>
       <w:r>
-        <w:t>同一位置内按提交时间先到先得。考虑到</w:t>
+        <w:t>同一位置按提交时间优先录取。</w:t>
+      </w:r>
+      <w:r>
+        <w:t>考虑到</w:t>
       </w:r>
       <w:r>
         <w:t xml:space="preserve"> </w:t>
@@ -1128,6 +1141,9 @@
       </w:r>
       <w:r>
         <w:t>段位门槛已完成竞技性筛选，本届不在同位置内再按段位二次筛选，避免对边缘段位玩家造成双重门槛。</w:t>
+      </w:r>
+      <w:r>
+        <w:t>赛委会保留对明显敷衍报名、信息失真、活跃度不足、长期失联等情况的一票否决权。</w:t>
       </w:r>
     </w:p>
     <w:p>
@@ -1404,11 +1420,6 @@
             </w:tcMar>
           </w:tcPr>
           <w:p>
-            <w:pPr>
-              <w:rPr>
-                <w:rFonts w:hint="eastAsia"/>
-              </w:rPr>
-            </w:pPr>
             <w:r>
               <w:rPr>
                 <w:rFonts w:hint="eastAsia"/>
@@ -1443,11 +1454,6 @@
             </w:tcMar>
           </w:tcPr>
           <w:p>
-            <w:pPr>
-              <w:rPr>
-                <w:rFonts w:hint="eastAsia"/>
-              </w:rPr>
-            </w:pPr>
             <w:r>
               <w:rPr>
                 <w:rFonts w:hint="eastAsia"/>
@@ -1501,6 +1507,7 @@
         <w:spacing w:after="80"/>
       </w:pPr>
       <w:r>
+        <w:lastRenderedPageBreak/>
         <w:t>共</w:t>
       </w:r>
       <w:r>
@@ -1557,7 +1564,6 @@
         <w:spacing w:after="80"/>
       </w:pPr>
       <w:r>
-        <w:lastRenderedPageBreak/>
         <w:t>总参赛人数：</w:t>
       </w:r>
       <w:r>
@@ -1718,7 +1724,10 @@
         <w:t xml:space="preserve"> 3 </w:t>
       </w:r>
       <w:r>
-        <w:t>分钟，超时由系统自动按当前可选剩余选手中段位最高者递补</w:t>
+        <w:t>分钟，</w:t>
+      </w:r>
+      <w:r>
+        <w:t>超时后由系统按照赛委会预设的综合排序自动递补</w:t>
       </w:r>
     </w:p>
     <w:p>
@@ -1755,13 +1764,31 @@
         <w:t>选秀时每队累计同主选位置不能超过</w:t>
       </w:r>
       <w:r>
-        <w:t xml:space="preserve"> 3 </w:t>
+        <w:t xml:space="preserve"> </w:t>
+      </w:r>
+      <w:r>
+        <w:rPr>
+          <w:rFonts w:hint="eastAsia"/>
+        </w:rPr>
+        <w:t>2</w:t>
+      </w:r>
+      <w:r>
+        <w:t xml:space="preserve"> </w:t>
       </w:r>
       <w:r>
         <w:t>人，避免极端阵容（例如一队</w:t>
       </w:r>
       <w:r>
-        <w:t xml:space="preserve"> 4 </w:t>
+        <w:t xml:space="preserve"> </w:t>
+      </w:r>
+      <w:r>
+        <w:rPr>
+          <w:rFonts w:hint="eastAsia"/>
+        </w:rPr>
+        <w:t>3</w:t>
+      </w:r>
+      <w:r>
+        <w:t xml:space="preserve"> </w:t>
       </w:r>
       <w:r>
         <w:t>个</w:t>
@@ -1789,30 +1816,20 @@
         <w:spacing w:after="80"/>
       </w:pPr>
       <w:r>
-        <w:t>队长在选秀前需公开本队优先位置需求清单</w:t>
-      </w:r>
-    </w:p>
-    <w:p>
-      <w:pPr>
-        <w:pStyle w:val="a4"/>
-        <w:numPr>
-          <w:ilvl w:val="0"/>
-          <w:numId w:val="2"/>
-        </w:numPr>
-        <w:spacing w:after="80"/>
-      </w:pPr>
-      <w:r>
-        <w:t>被选中的选手默认按其主选位置就位，队长可与队员协商微调，但不得强制顶岗</w:t>
-      </w:r>
-    </w:p>
-    <w:p>
-      <w:pPr>
-        <w:pStyle w:val="a4"/>
-        <w:numPr>
-          <w:ilvl w:val="0"/>
-          <w:numId w:val="2"/>
-        </w:numPr>
-        <w:spacing w:after="80"/>
+        <w:t>队伍可根据实际情况协商调整分工，但应尊重选手报名时填写的主副选位置</w:t>
+      </w:r>
+    </w:p>
+    <w:p>
+      <w:pPr>
+        <w:pStyle w:val="a4"/>
+        <w:numPr>
+          <w:ilvl w:val="0"/>
+          <w:numId w:val="2"/>
+        </w:numPr>
+        <w:spacing w:after="80"/>
+        <w:rPr>
+          <w:rFonts w:hint="eastAsia"/>
+        </w:rPr>
       </w:pPr>
       <w:r>
         <w:t>若选秀过程中出现某位置选手已被选完而其他队伍仍需该位置的情况，可启用次选位置进行补位</w:t>
@@ -1914,13 +1931,25 @@
         <w:t xml:space="preserve"> &gt; </w:t>
       </w:r>
       <w:r>
-        <w:t>净胜局</w:t>
+        <w:t>净胜</w:t>
+      </w:r>
+      <w:r>
+        <w:rPr>
+          <w:rFonts w:hint="eastAsia"/>
+        </w:rPr>
+        <w:t>回合数</w:t>
       </w:r>
       <w:r>
         <w:t xml:space="preserve"> &gt; </w:t>
       </w:r>
       <w:r>
-        <w:t>总胜局</w:t>
+        <w:t>总胜</w:t>
+      </w:r>
+      <w:r>
+        <w:rPr>
+          <w:rFonts w:hint="eastAsia"/>
+        </w:rPr>
+        <w:t>回合数</w:t>
       </w:r>
       <w:r>
         <w:t xml:space="preserve"> &gt; </w:t>
@@ -2049,6 +2078,9 @@
     <w:p>
       <w:pPr>
         <w:pStyle w:val="2"/>
+        <w:rPr>
+          <w:rFonts w:hint="eastAsia"/>
+        </w:rPr>
       </w:pPr>
       <w:r>
         <w:t>5.3 BP 规则</w:t>
@@ -2059,6 +2091,20 @@
         <w:spacing w:after="120"/>
       </w:pPr>
       <w:r>
+        <w:t>比赛地图池默认采用赛事开始时</w:t>
+      </w:r>
+      <w:r>
+        <w:t xml:space="preserve"> CS2 </w:t>
+      </w:r>
+      <w:r>
+        <w:t>官方现役服役地图池。</w:t>
+      </w:r>
+    </w:p>
+    <w:p>
+      <w:pPr>
+        <w:spacing w:after="120"/>
+      </w:pPr>
+      <w:r>
         <w:rPr>
           <w:b/>
           <w:bCs/>
@@ -2414,16 +2460,16 @@
       <w:pPr>
         <w:pStyle w:val="font-claude-response-body"/>
         <w:rPr>
-          <w:rFonts w:ascii="Microsoft YaHei" w:eastAsiaTheme="minorEastAsia" w:hAnsi="Microsoft YaHei" w:cs="Microsoft YaHei"/>
-          <w:b/>
-          <w:bCs/>
-          <w:sz w:val="22"/>
-          <w:szCs w:val="22"/>
-        </w:rPr>
-      </w:pPr>
-      <w:r>
-        <w:rPr>
-          <w:rFonts w:ascii="Microsoft YaHei" w:eastAsiaTheme="minorEastAsia" w:hAnsi="Microsoft YaHei" w:cs="Microsoft YaHei"/>
+          <w:rFonts w:ascii="微软雅黑" w:eastAsiaTheme="minorEastAsia" w:hAnsi="微软雅黑" w:cs="微软雅黑"/>
+          <w:b/>
+          <w:bCs/>
+          <w:sz w:val="22"/>
+          <w:szCs w:val="22"/>
+        </w:rPr>
+      </w:pPr>
+      <w:r>
+        <w:rPr>
+          <w:rFonts w:ascii="微软雅黑" w:eastAsiaTheme="minorEastAsia" w:hAnsi="微软雅黑" w:cs="微软雅黑"/>
           <w:sz w:val="22"/>
           <w:szCs w:val="22"/>
         </w:rPr>
@@ -2431,7 +2477,7 @@
       </w:r>
       <w:r>
         <w:rPr>
-          <w:rFonts w:ascii="Microsoft YaHei" w:eastAsiaTheme="minorEastAsia" w:hAnsi="Microsoft YaHei" w:cs="Microsoft YaHei"/>
+          <w:rFonts w:ascii="微软雅黑" w:eastAsiaTheme="minorEastAsia" w:hAnsi="微软雅黑" w:cs="微软雅黑"/>
           <w:b/>
           <w:bCs/>
           <w:sz w:val="22"/>
@@ -2441,7 +2487,7 @@
       </w:r>
       <w:r>
         <w:rPr>
-          <w:rFonts w:ascii="Microsoft YaHei" w:eastAsiaTheme="minorEastAsia" w:hAnsi="Microsoft YaHei" w:cs="Microsoft YaHei"/>
+          <w:rFonts w:ascii="微软雅黑" w:eastAsiaTheme="minorEastAsia" w:hAnsi="微软雅黑" w:cs="微软雅黑"/>
           <w:b/>
           <w:bCs/>
           <w:sz w:val="22"/>
@@ -2451,7 +2497,7 @@
       </w:r>
       <w:r>
         <w:rPr>
-          <w:rFonts w:ascii="Microsoft YaHei" w:eastAsiaTheme="minorEastAsia" w:hAnsi="Microsoft YaHei" w:cs="Microsoft YaHei" w:hint="eastAsia"/>
+          <w:rFonts w:ascii="微软雅黑" w:eastAsiaTheme="minorEastAsia" w:hAnsi="微软雅黑" w:cs="微软雅黑" w:hint="eastAsia"/>
           <w:b/>
           <w:bCs/>
           <w:sz w:val="22"/>
@@ -2468,14 +2514,14 @@
           <w:numId w:val="3"/>
         </w:numPr>
         <w:rPr>
-          <w:rFonts w:ascii="Microsoft YaHei" w:eastAsiaTheme="minorEastAsia" w:hAnsi="Microsoft YaHei" w:cs="Microsoft YaHei"/>
-          <w:sz w:val="22"/>
-          <w:szCs w:val="22"/>
-        </w:rPr>
-      </w:pPr>
-      <w:r>
-        <w:rPr>
-          <w:rFonts w:ascii="Microsoft YaHei" w:eastAsiaTheme="minorEastAsia" w:hAnsi="Microsoft YaHei" w:cs="Microsoft YaHei"/>
+          <w:rFonts w:ascii="微软雅黑" w:eastAsiaTheme="minorEastAsia" w:hAnsi="微软雅黑" w:cs="微软雅黑"/>
+          <w:sz w:val="22"/>
+          <w:szCs w:val="22"/>
+        </w:rPr>
+      </w:pPr>
+      <w:r>
+        <w:rPr>
+          <w:rFonts w:ascii="微软雅黑" w:eastAsiaTheme="minorEastAsia" w:hAnsi="微软雅黑" w:cs="微软雅黑"/>
           <w:sz w:val="22"/>
           <w:szCs w:val="22"/>
         </w:rPr>
@@ -2483,7 +2529,7 @@
       </w:r>
       <w:r>
         <w:rPr>
-          <w:rFonts w:ascii="Microsoft YaHei" w:eastAsiaTheme="minorEastAsia" w:hAnsi="Microsoft YaHei" w:cs="Microsoft YaHei"/>
+          <w:rFonts w:ascii="微软雅黑" w:eastAsiaTheme="minorEastAsia" w:hAnsi="微软雅黑" w:cs="微软雅黑"/>
           <w:sz w:val="22"/>
           <w:szCs w:val="22"/>
         </w:rPr>
@@ -2491,7 +2537,7 @@
       </w:r>
       <w:r>
         <w:rPr>
-          <w:rFonts w:ascii="Microsoft YaHei" w:eastAsiaTheme="minorEastAsia" w:hAnsi="Microsoft YaHei" w:cs="Microsoft YaHei"/>
+          <w:rFonts w:ascii="微软雅黑" w:eastAsiaTheme="minorEastAsia" w:hAnsi="微软雅黑" w:cs="微软雅黑"/>
           <w:sz w:val="22"/>
           <w:szCs w:val="22"/>
         </w:rPr>
@@ -2499,7 +2545,7 @@
       </w:r>
       <w:r>
         <w:rPr>
-          <w:rFonts w:ascii="Microsoft YaHei" w:eastAsiaTheme="minorEastAsia" w:hAnsi="Microsoft YaHei" w:cs="Microsoft YaHei"/>
+          <w:rFonts w:ascii="微软雅黑" w:eastAsiaTheme="minorEastAsia" w:hAnsi="微软雅黑" w:cs="微软雅黑"/>
           <w:sz w:val="22"/>
           <w:szCs w:val="22"/>
         </w:rPr>
@@ -2514,14 +2560,14 @@
           <w:numId w:val="4"/>
         </w:numPr>
         <w:rPr>
-          <w:rFonts w:ascii="Microsoft YaHei" w:eastAsiaTheme="minorEastAsia" w:hAnsi="Microsoft YaHei" w:cs="Microsoft YaHei"/>
-          <w:sz w:val="22"/>
-          <w:szCs w:val="22"/>
-        </w:rPr>
-      </w:pPr>
-      <w:r>
-        <w:rPr>
-          <w:rFonts w:ascii="Microsoft YaHei" w:eastAsiaTheme="minorEastAsia" w:hAnsi="Microsoft YaHei" w:cs="Microsoft YaHei"/>
+          <w:rFonts w:ascii="微软雅黑" w:eastAsiaTheme="minorEastAsia" w:hAnsi="微软雅黑" w:cs="微软雅黑"/>
+          <w:sz w:val="22"/>
+          <w:szCs w:val="22"/>
+        </w:rPr>
+      </w:pPr>
+      <w:r>
+        <w:rPr>
+          <w:rFonts w:ascii="微软雅黑" w:eastAsiaTheme="minorEastAsia" w:hAnsi="微软雅黑" w:cs="微软雅黑"/>
           <w:b/>
           <w:bCs/>
           <w:sz w:val="22"/>
@@ -2531,7 +2577,7 @@
       </w:r>
       <w:r>
         <w:rPr>
-          <w:rFonts w:ascii="Microsoft YaHei" w:eastAsiaTheme="minorEastAsia" w:hAnsi="Microsoft YaHei" w:cs="Microsoft YaHei"/>
+          <w:rFonts w:ascii="微软雅黑" w:eastAsiaTheme="minorEastAsia" w:hAnsi="微软雅黑" w:cs="微软雅黑"/>
           <w:b/>
           <w:bCs/>
           <w:sz w:val="22"/>
@@ -2541,7 +2587,7 @@
       </w:r>
       <w:r>
         <w:rPr>
-          <w:rFonts w:ascii="Microsoft YaHei" w:eastAsiaTheme="minorEastAsia" w:hAnsi="Microsoft YaHei" w:cs="Microsoft YaHei"/>
+          <w:rFonts w:ascii="微软雅黑" w:eastAsiaTheme="minorEastAsia" w:hAnsi="微软雅黑" w:cs="微软雅黑"/>
           <w:b/>
           <w:bCs/>
           <w:sz w:val="22"/>
@@ -2551,7 +2597,7 @@
       </w:r>
       <w:r>
         <w:rPr>
-          <w:rFonts w:ascii="Microsoft YaHei" w:eastAsiaTheme="minorEastAsia" w:hAnsi="Microsoft YaHei" w:cs="Microsoft YaHei"/>
+          <w:rFonts w:ascii="微软雅黑" w:eastAsiaTheme="minorEastAsia" w:hAnsi="微软雅黑" w:cs="微软雅黑"/>
           <w:b/>
           <w:bCs/>
           <w:sz w:val="22"/>
@@ -2568,14 +2614,14 @@
           <w:numId w:val="4"/>
         </w:numPr>
         <w:rPr>
-          <w:rFonts w:ascii="Microsoft YaHei" w:eastAsiaTheme="minorEastAsia" w:hAnsi="Microsoft YaHei" w:cs="Microsoft YaHei"/>
-          <w:sz w:val="22"/>
-          <w:szCs w:val="22"/>
-        </w:rPr>
-      </w:pPr>
-      <w:r>
-        <w:rPr>
-          <w:rFonts w:ascii="Microsoft YaHei" w:eastAsiaTheme="minorEastAsia" w:hAnsi="Microsoft YaHei" w:cs="Microsoft YaHei"/>
+          <w:rFonts w:ascii="微软雅黑" w:eastAsiaTheme="minorEastAsia" w:hAnsi="微软雅黑" w:cs="微软雅黑"/>
+          <w:sz w:val="22"/>
+          <w:szCs w:val="22"/>
+        </w:rPr>
+      </w:pPr>
+      <w:r>
+        <w:rPr>
+          <w:rFonts w:ascii="微软雅黑" w:eastAsiaTheme="minorEastAsia" w:hAnsi="微软雅黑" w:cs="微软雅黑"/>
           <w:b/>
           <w:bCs/>
           <w:sz w:val="22"/>
@@ -2585,7 +2631,7 @@
       </w:r>
       <w:r>
         <w:rPr>
-          <w:rFonts w:ascii="Microsoft YaHei" w:eastAsiaTheme="minorEastAsia" w:hAnsi="Microsoft YaHei" w:cs="Microsoft YaHei"/>
+          <w:rFonts w:ascii="微软雅黑" w:eastAsiaTheme="minorEastAsia" w:hAnsi="微软雅黑" w:cs="微软雅黑"/>
           <w:b/>
           <w:bCs/>
           <w:sz w:val="22"/>
@@ -2595,7 +2641,7 @@
       </w:r>
       <w:r>
         <w:rPr>
-          <w:rFonts w:ascii="Microsoft YaHei" w:eastAsiaTheme="minorEastAsia" w:hAnsi="Microsoft YaHei" w:cs="Microsoft YaHei"/>
+          <w:rFonts w:ascii="微软雅黑" w:eastAsiaTheme="minorEastAsia" w:hAnsi="微软雅黑" w:cs="微软雅黑"/>
           <w:b/>
           <w:bCs/>
           <w:sz w:val="22"/>
@@ -2605,7 +2651,7 @@
       </w:r>
       <w:r>
         <w:rPr>
-          <w:rFonts w:ascii="Microsoft YaHei" w:eastAsiaTheme="minorEastAsia" w:hAnsi="Microsoft YaHei" w:cs="Microsoft YaHei"/>
+          <w:rFonts w:ascii="微软雅黑" w:eastAsiaTheme="minorEastAsia" w:hAnsi="微软雅黑" w:cs="微软雅黑"/>
           <w:b/>
           <w:bCs/>
           <w:sz w:val="22"/>
@@ -2615,7 +2661,7 @@
       </w:r>
       <w:r>
         <w:rPr>
-          <w:rFonts w:ascii="Microsoft YaHei" w:eastAsiaTheme="minorEastAsia" w:hAnsi="Microsoft YaHei" w:cs="Microsoft YaHei"/>
+          <w:rFonts w:ascii="微软雅黑" w:eastAsiaTheme="minorEastAsia" w:hAnsi="微软雅黑" w:cs="微软雅黑"/>
           <w:sz w:val="22"/>
           <w:szCs w:val="22"/>
         </w:rPr>
@@ -2623,7 +2669,7 @@
       </w:r>
       <w:r>
         <w:rPr>
-          <w:rFonts w:ascii="Microsoft YaHei" w:eastAsiaTheme="minorEastAsia" w:hAnsi="Microsoft YaHei" w:cs="Microsoft YaHei"/>
+          <w:rFonts w:ascii="微软雅黑" w:eastAsiaTheme="minorEastAsia" w:hAnsi="微软雅黑" w:cs="微软雅黑"/>
           <w:sz w:val="22"/>
           <w:szCs w:val="22"/>
         </w:rPr>
@@ -2631,7 +2677,7 @@
       </w:r>
       <w:r>
         <w:rPr>
-          <w:rFonts w:ascii="Microsoft YaHei" w:eastAsiaTheme="minorEastAsia" w:hAnsi="Microsoft YaHei" w:cs="Microsoft YaHei"/>
+          <w:rFonts w:ascii="微软雅黑" w:eastAsiaTheme="minorEastAsia" w:hAnsi="微软雅黑" w:cs="微软雅黑"/>
           <w:sz w:val="22"/>
           <w:szCs w:val="22"/>
         </w:rPr>
@@ -2639,7 +2685,7 @@
       </w:r>
       <w:r>
         <w:rPr>
-          <w:rFonts w:ascii="Microsoft YaHei" w:eastAsiaTheme="minorEastAsia" w:hAnsi="Microsoft YaHei" w:cs="Microsoft YaHei"/>
+          <w:rFonts w:ascii="微软雅黑" w:eastAsiaTheme="minorEastAsia" w:hAnsi="微软雅黑" w:cs="微软雅黑"/>
           <w:sz w:val="22"/>
           <w:szCs w:val="22"/>
         </w:rPr>
@@ -2647,7 +2693,7 @@
       </w:r>
       <w:r>
         <w:rPr>
-          <w:rFonts w:ascii="Microsoft YaHei" w:eastAsiaTheme="minorEastAsia" w:hAnsi="Microsoft YaHei" w:cs="Microsoft YaHei"/>
+          <w:rFonts w:ascii="微软雅黑" w:eastAsiaTheme="minorEastAsia" w:hAnsi="微软雅黑" w:cs="微软雅黑"/>
           <w:sz w:val="22"/>
           <w:szCs w:val="22"/>
         </w:rPr>
@@ -2655,7 +2701,7 @@
       </w:r>
       <w:r>
         <w:rPr>
-          <w:rFonts w:ascii="Microsoft YaHei" w:eastAsiaTheme="minorEastAsia" w:hAnsi="Microsoft YaHei" w:cs="Microsoft YaHei"/>
+          <w:rFonts w:ascii="微软雅黑" w:eastAsiaTheme="minorEastAsia" w:hAnsi="微软雅黑" w:cs="微软雅黑"/>
           <w:sz w:val="22"/>
           <w:szCs w:val="22"/>
         </w:rPr>
@@ -2663,7 +2709,7 @@
       </w:r>
       <w:r>
         <w:rPr>
-          <w:rFonts w:ascii="Microsoft YaHei" w:eastAsiaTheme="minorEastAsia" w:hAnsi="Microsoft YaHei" w:cs="Microsoft YaHei"/>
+          <w:rFonts w:ascii="微软雅黑" w:eastAsiaTheme="minorEastAsia" w:hAnsi="微软雅黑" w:cs="微软雅黑"/>
           <w:sz w:val="22"/>
           <w:szCs w:val="22"/>
         </w:rPr>
@@ -2678,14 +2724,14 @@
           <w:numId w:val="4"/>
         </w:numPr>
         <w:rPr>
-          <w:rFonts w:ascii="Microsoft YaHei" w:eastAsiaTheme="minorEastAsia" w:hAnsi="Microsoft YaHei" w:cs="Microsoft YaHei"/>
-          <w:sz w:val="22"/>
-          <w:szCs w:val="22"/>
-        </w:rPr>
-      </w:pPr>
-      <w:r>
-        <w:rPr>
-          <w:rFonts w:ascii="Microsoft YaHei" w:eastAsiaTheme="minorEastAsia" w:hAnsi="Microsoft YaHei" w:cs="Microsoft YaHei"/>
+          <w:rFonts w:ascii="微软雅黑" w:eastAsiaTheme="minorEastAsia" w:hAnsi="微软雅黑" w:cs="微软雅黑"/>
+          <w:sz w:val="22"/>
+          <w:szCs w:val="22"/>
+        </w:rPr>
+      </w:pPr>
+      <w:r>
+        <w:rPr>
+          <w:rFonts w:ascii="微软雅黑" w:eastAsiaTheme="minorEastAsia" w:hAnsi="微软雅黑" w:cs="微软雅黑"/>
           <w:sz w:val="22"/>
           <w:szCs w:val="22"/>
         </w:rPr>
@@ -2693,7 +2739,7 @@
       </w:r>
       <w:r>
         <w:rPr>
-          <w:rFonts w:ascii="Microsoft YaHei" w:eastAsiaTheme="minorEastAsia" w:hAnsi="Microsoft YaHei" w:cs="Microsoft YaHei"/>
+          <w:rFonts w:ascii="微软雅黑" w:eastAsiaTheme="minorEastAsia" w:hAnsi="微软雅黑" w:cs="微软雅黑"/>
           <w:sz w:val="22"/>
           <w:szCs w:val="22"/>
         </w:rPr>
@@ -2701,7 +2747,7 @@
       </w:r>
       <w:r>
         <w:rPr>
-          <w:rFonts w:ascii="Microsoft YaHei" w:eastAsiaTheme="minorEastAsia" w:hAnsi="Microsoft YaHei" w:cs="Microsoft YaHei"/>
+          <w:rFonts w:ascii="微软雅黑" w:eastAsiaTheme="minorEastAsia" w:hAnsi="微软雅黑" w:cs="微软雅黑"/>
           <w:sz w:val="22"/>
           <w:szCs w:val="22"/>
         </w:rPr>
@@ -2709,7 +2755,7 @@
       </w:r>
       <w:r>
         <w:rPr>
-          <w:rFonts w:ascii="Microsoft YaHei" w:eastAsiaTheme="minorEastAsia" w:hAnsi="Microsoft YaHei" w:cs="Microsoft YaHei"/>
+          <w:rFonts w:ascii="微软雅黑" w:eastAsiaTheme="minorEastAsia" w:hAnsi="微软雅黑" w:cs="微软雅黑"/>
           <w:sz w:val="22"/>
           <w:szCs w:val="22"/>
         </w:rPr>
@@ -2717,7 +2763,7 @@
       </w:r>
       <w:r>
         <w:rPr>
-          <w:rFonts w:ascii="Microsoft YaHei" w:eastAsiaTheme="minorEastAsia" w:hAnsi="Microsoft YaHei" w:cs="Microsoft YaHei"/>
+          <w:rFonts w:ascii="微软雅黑" w:eastAsiaTheme="minorEastAsia" w:hAnsi="微软雅黑" w:cs="微软雅黑"/>
           <w:sz w:val="22"/>
           <w:szCs w:val="22"/>
         </w:rPr>
@@ -2725,7 +2771,7 @@
       </w:r>
       <w:r>
         <w:rPr>
-          <w:rFonts w:ascii="Microsoft YaHei" w:eastAsiaTheme="minorEastAsia" w:hAnsi="Microsoft YaHei" w:cs="Microsoft YaHei"/>
+          <w:rFonts w:ascii="微软雅黑" w:eastAsiaTheme="minorEastAsia" w:hAnsi="微软雅黑" w:cs="微软雅黑"/>
           <w:sz w:val="22"/>
           <w:szCs w:val="22"/>
         </w:rPr>
@@ -2740,14 +2786,14 @@
           <w:numId w:val="4"/>
         </w:numPr>
         <w:rPr>
-          <w:rFonts w:ascii="Microsoft YaHei" w:eastAsiaTheme="minorEastAsia" w:hAnsi="Microsoft YaHei" w:cs="Microsoft YaHei"/>
-          <w:sz w:val="22"/>
-          <w:szCs w:val="22"/>
-        </w:rPr>
-      </w:pPr>
-      <w:r>
-        <w:rPr>
-          <w:rFonts w:ascii="Microsoft YaHei" w:eastAsiaTheme="minorEastAsia" w:hAnsi="Microsoft YaHei" w:cs="Microsoft YaHei"/>
+          <w:rFonts w:ascii="微软雅黑" w:eastAsiaTheme="minorEastAsia" w:hAnsi="微软雅黑" w:cs="微软雅黑"/>
+          <w:sz w:val="22"/>
+          <w:szCs w:val="22"/>
+        </w:rPr>
+      </w:pPr>
+      <w:r>
+        <w:rPr>
+          <w:rFonts w:ascii="微软雅黑" w:eastAsiaTheme="minorEastAsia" w:hAnsi="微软雅黑" w:cs="微软雅黑"/>
           <w:sz w:val="22"/>
           <w:szCs w:val="22"/>
         </w:rPr>
@@ -2755,7 +2801,7 @@
       </w:r>
       <w:r>
         <w:rPr>
-          <w:rFonts w:ascii="Microsoft YaHei" w:eastAsiaTheme="minorEastAsia" w:hAnsi="Microsoft YaHei" w:cs="Microsoft YaHei"/>
+          <w:rFonts w:ascii="微软雅黑" w:eastAsiaTheme="minorEastAsia" w:hAnsi="微软雅黑" w:cs="微软雅黑"/>
           <w:sz w:val="22"/>
           <w:szCs w:val="22"/>
         </w:rPr>
@@ -2763,7 +2809,7 @@
       </w:r>
       <w:r>
         <w:rPr>
-          <w:rFonts w:ascii="Microsoft YaHei" w:eastAsiaTheme="minorEastAsia" w:hAnsi="Microsoft YaHei" w:cs="Microsoft YaHei"/>
+          <w:rFonts w:ascii="微软雅黑" w:eastAsiaTheme="minorEastAsia" w:hAnsi="微软雅黑" w:cs="微软雅黑"/>
           <w:sz w:val="22"/>
           <w:szCs w:val="22"/>
         </w:rPr>
@@ -2771,7 +2817,7 @@
       </w:r>
       <w:r>
         <w:rPr>
-          <w:rFonts w:ascii="Microsoft YaHei" w:eastAsiaTheme="minorEastAsia" w:hAnsi="Microsoft YaHei" w:cs="Microsoft YaHei"/>
+          <w:rFonts w:ascii="微软雅黑" w:eastAsiaTheme="minorEastAsia" w:hAnsi="微软雅黑" w:cs="微软雅黑"/>
           <w:sz w:val="22"/>
           <w:szCs w:val="22"/>
         </w:rPr>
@@ -2779,7 +2825,7 @@
       </w:r>
       <w:r>
         <w:rPr>
-          <w:rFonts w:ascii="Microsoft YaHei" w:eastAsiaTheme="minorEastAsia" w:hAnsi="Microsoft YaHei" w:cs="Microsoft YaHei"/>
+          <w:rFonts w:ascii="微软雅黑" w:eastAsiaTheme="minorEastAsia" w:hAnsi="微软雅黑" w:cs="微软雅黑"/>
           <w:sz w:val="22"/>
           <w:szCs w:val="22"/>
         </w:rPr>
@@ -2787,7 +2833,7 @@
       </w:r>
       <w:r>
         <w:rPr>
-          <w:rFonts w:ascii="Microsoft YaHei" w:eastAsiaTheme="minorEastAsia" w:hAnsi="Microsoft YaHei" w:cs="Microsoft YaHei"/>
+          <w:rFonts w:ascii="微软雅黑" w:eastAsiaTheme="minorEastAsia" w:hAnsi="微软雅黑" w:cs="微软雅黑"/>
           <w:sz w:val="22"/>
           <w:szCs w:val="22"/>
         </w:rPr>
@@ -2802,14 +2848,14 @@
           <w:numId w:val="4"/>
         </w:numPr>
         <w:rPr>
-          <w:rFonts w:ascii="Microsoft YaHei" w:eastAsiaTheme="minorEastAsia" w:hAnsi="Microsoft YaHei" w:cs="Microsoft YaHei"/>
-          <w:sz w:val="22"/>
-          <w:szCs w:val="22"/>
-        </w:rPr>
-      </w:pPr>
-      <w:r>
-        <w:rPr>
-          <w:rFonts w:ascii="Microsoft YaHei" w:eastAsiaTheme="minorEastAsia" w:hAnsi="Microsoft YaHei" w:cs="Microsoft YaHei"/>
+          <w:rFonts w:ascii="微软雅黑" w:eastAsiaTheme="minorEastAsia" w:hAnsi="微软雅黑" w:cs="微软雅黑"/>
+          <w:sz w:val="22"/>
+          <w:szCs w:val="22"/>
+        </w:rPr>
+      </w:pPr>
+      <w:r>
+        <w:rPr>
+          <w:rFonts w:ascii="微软雅黑" w:eastAsiaTheme="minorEastAsia" w:hAnsi="微软雅黑" w:cs="微软雅黑"/>
           <w:sz w:val="22"/>
           <w:szCs w:val="22"/>
         </w:rPr>
@@ -2817,7 +2863,7 @@
       </w:r>
       <w:r>
         <w:rPr>
-          <w:rFonts w:ascii="Microsoft YaHei" w:eastAsiaTheme="minorEastAsia" w:hAnsi="Microsoft YaHei" w:cs="Microsoft YaHei"/>
+          <w:rFonts w:ascii="微软雅黑" w:eastAsiaTheme="minorEastAsia" w:hAnsi="微软雅黑" w:cs="微软雅黑"/>
           <w:sz w:val="22"/>
           <w:szCs w:val="22"/>
         </w:rPr>
@@ -2825,7 +2871,7 @@
       </w:r>
       <w:r>
         <w:rPr>
-          <w:rFonts w:ascii="Microsoft YaHei" w:eastAsiaTheme="minorEastAsia" w:hAnsi="Microsoft YaHei" w:cs="Microsoft YaHei"/>
+          <w:rFonts w:ascii="微软雅黑" w:eastAsiaTheme="minorEastAsia" w:hAnsi="微软雅黑" w:cs="微软雅黑"/>
           <w:sz w:val="22"/>
           <w:szCs w:val="22"/>
         </w:rPr>
@@ -2833,7 +2879,7 @@
       </w:r>
       <w:r>
         <w:rPr>
-          <w:rFonts w:ascii="Microsoft YaHei" w:eastAsiaTheme="minorEastAsia" w:hAnsi="Microsoft YaHei" w:cs="Microsoft YaHei"/>
+          <w:rFonts w:ascii="微软雅黑" w:eastAsiaTheme="minorEastAsia" w:hAnsi="微软雅黑" w:cs="微软雅黑"/>
           <w:sz w:val="22"/>
           <w:szCs w:val="22"/>
         </w:rPr>
@@ -2841,7 +2887,7 @@
       </w:r>
       <w:r>
         <w:rPr>
-          <w:rFonts w:ascii="Microsoft YaHei" w:eastAsiaTheme="minorEastAsia" w:hAnsi="Microsoft YaHei" w:cs="Microsoft YaHei"/>
+          <w:rFonts w:ascii="微软雅黑" w:eastAsiaTheme="minorEastAsia" w:hAnsi="微软雅黑" w:cs="微软雅黑"/>
           <w:sz w:val="22"/>
           <w:szCs w:val="22"/>
         </w:rPr>
@@ -2849,7 +2895,7 @@
       </w:r>
       <w:r>
         <w:rPr>
-          <w:rFonts w:ascii="Microsoft YaHei" w:eastAsiaTheme="minorEastAsia" w:hAnsi="Microsoft YaHei" w:cs="Microsoft YaHei"/>
+          <w:rFonts w:ascii="微软雅黑" w:eastAsiaTheme="minorEastAsia" w:hAnsi="微软雅黑" w:cs="微软雅黑"/>
           <w:sz w:val="22"/>
           <w:szCs w:val="22"/>
         </w:rPr>
@@ -2864,14 +2910,14 @@
           <w:numId w:val="4"/>
         </w:numPr>
         <w:rPr>
-          <w:rFonts w:ascii="Microsoft YaHei" w:eastAsiaTheme="minorEastAsia" w:hAnsi="Microsoft YaHei" w:cs="Microsoft YaHei"/>
-          <w:sz w:val="22"/>
-          <w:szCs w:val="22"/>
-        </w:rPr>
-      </w:pPr>
-      <w:r>
-        <w:rPr>
-          <w:rFonts w:ascii="Microsoft YaHei" w:eastAsiaTheme="minorEastAsia" w:hAnsi="Microsoft YaHei" w:cs="Microsoft YaHei"/>
+          <w:rFonts w:ascii="微软雅黑" w:eastAsiaTheme="minorEastAsia" w:hAnsi="微软雅黑" w:cs="微软雅黑"/>
+          <w:sz w:val="22"/>
+          <w:szCs w:val="22"/>
+        </w:rPr>
+      </w:pPr>
+      <w:r>
+        <w:rPr>
+          <w:rFonts w:ascii="微软雅黑" w:eastAsiaTheme="minorEastAsia" w:hAnsi="微软雅黑" w:cs="微软雅黑"/>
           <w:sz w:val="22"/>
           <w:szCs w:val="22"/>
         </w:rPr>
@@ -2879,7 +2925,7 @@
       </w:r>
       <w:r>
         <w:rPr>
-          <w:rFonts w:ascii="Microsoft YaHei" w:eastAsiaTheme="minorEastAsia" w:hAnsi="Microsoft YaHei" w:cs="Microsoft YaHei"/>
+          <w:rFonts w:ascii="微软雅黑" w:eastAsiaTheme="minorEastAsia" w:hAnsi="微软雅黑" w:cs="微软雅黑"/>
           <w:sz w:val="22"/>
           <w:szCs w:val="22"/>
         </w:rPr>
@@ -2887,7 +2933,7 @@
       </w:r>
       <w:r>
         <w:rPr>
-          <w:rFonts w:ascii="Microsoft YaHei" w:eastAsiaTheme="minorEastAsia" w:hAnsi="Microsoft YaHei" w:cs="Microsoft YaHei"/>
+          <w:rFonts w:ascii="微软雅黑" w:eastAsiaTheme="minorEastAsia" w:hAnsi="微软雅黑" w:cs="微软雅黑"/>
           <w:sz w:val="22"/>
           <w:szCs w:val="22"/>
         </w:rPr>
@@ -2895,7 +2941,7 @@
       </w:r>
       <w:r>
         <w:rPr>
-          <w:rFonts w:ascii="Microsoft YaHei" w:eastAsiaTheme="minorEastAsia" w:hAnsi="Microsoft YaHei" w:cs="Microsoft YaHei"/>
+          <w:rFonts w:ascii="微软雅黑" w:eastAsiaTheme="minorEastAsia" w:hAnsi="微软雅黑" w:cs="微软雅黑"/>
           <w:sz w:val="22"/>
           <w:szCs w:val="22"/>
         </w:rPr>
@@ -2903,7 +2949,7 @@
       </w:r>
       <w:r>
         <w:rPr>
-          <w:rFonts w:ascii="Microsoft YaHei" w:eastAsiaTheme="minorEastAsia" w:hAnsi="Microsoft YaHei" w:cs="Microsoft YaHei"/>
+          <w:rFonts w:ascii="微软雅黑" w:eastAsiaTheme="minorEastAsia" w:hAnsi="微软雅黑" w:cs="微软雅黑"/>
           <w:sz w:val="22"/>
           <w:szCs w:val="22"/>
         </w:rPr>
@@ -2911,7 +2957,7 @@
       </w:r>
       <w:r>
         <w:rPr>
-          <w:rFonts w:ascii="Microsoft YaHei" w:eastAsiaTheme="minorEastAsia" w:hAnsi="Microsoft YaHei" w:cs="Microsoft YaHei"/>
+          <w:rFonts w:ascii="微软雅黑" w:eastAsiaTheme="minorEastAsia" w:hAnsi="微软雅黑" w:cs="微软雅黑"/>
           <w:sz w:val="22"/>
           <w:szCs w:val="22"/>
         </w:rPr>
@@ -2926,22 +2972,23 @@
           <w:numId w:val="4"/>
         </w:numPr>
         <w:rPr>
-          <w:rFonts w:ascii="Microsoft YaHei" w:eastAsiaTheme="minorEastAsia" w:hAnsi="Microsoft YaHei" w:cs="Microsoft YaHei"/>
-          <w:sz w:val="22"/>
-          <w:szCs w:val="22"/>
-        </w:rPr>
-      </w:pPr>
-      <w:r>
-        <w:rPr>
-          <w:rFonts w:ascii="Microsoft YaHei" w:eastAsiaTheme="minorEastAsia" w:hAnsi="Microsoft YaHei" w:cs="Microsoft YaHei"/>
-          <w:sz w:val="22"/>
-          <w:szCs w:val="22"/>
-        </w:rPr>
+          <w:rFonts w:ascii="微软雅黑" w:eastAsiaTheme="minorEastAsia" w:hAnsi="微软雅黑" w:cs="微软雅黑"/>
+          <w:sz w:val="22"/>
+          <w:szCs w:val="22"/>
+        </w:rPr>
+      </w:pPr>
+      <w:r>
+        <w:rPr>
+          <w:rFonts w:ascii="微软雅黑" w:eastAsiaTheme="minorEastAsia" w:hAnsi="微软雅黑" w:cs="微软雅黑"/>
+          <w:sz w:val="22"/>
+          <w:szCs w:val="22"/>
+        </w:rPr>
+        <w:lastRenderedPageBreak/>
         <w:t>剩余</w:t>
       </w:r>
       <w:r>
         <w:rPr>
-          <w:rFonts w:ascii="Microsoft YaHei" w:eastAsiaTheme="minorEastAsia" w:hAnsi="Microsoft YaHei" w:cs="Microsoft YaHei"/>
+          <w:rFonts w:ascii="微软雅黑" w:eastAsiaTheme="minorEastAsia" w:hAnsi="微软雅黑" w:cs="微软雅黑"/>
           <w:sz w:val="22"/>
           <w:szCs w:val="22"/>
         </w:rPr>
@@ -2949,7 +2996,7 @@
       </w:r>
       <w:r>
         <w:rPr>
-          <w:rFonts w:ascii="Microsoft YaHei" w:eastAsiaTheme="minorEastAsia" w:hAnsi="Microsoft YaHei" w:cs="Microsoft YaHei"/>
+          <w:rFonts w:ascii="微软雅黑" w:eastAsiaTheme="minorEastAsia" w:hAnsi="微软雅黑" w:cs="微软雅黑"/>
           <w:sz w:val="22"/>
           <w:szCs w:val="22"/>
         </w:rPr>
@@ -2957,7 +3004,7 @@
       </w:r>
       <w:r>
         <w:rPr>
-          <w:rFonts w:ascii="Microsoft YaHei" w:eastAsiaTheme="minorEastAsia" w:hAnsi="Microsoft YaHei" w:cs="Microsoft YaHei"/>
+          <w:rFonts w:ascii="微软雅黑" w:eastAsiaTheme="minorEastAsia" w:hAnsi="微软雅黑" w:cs="微软雅黑"/>
           <w:sz w:val="22"/>
           <w:szCs w:val="22"/>
         </w:rPr>
@@ -2965,7 +3012,7 @@
       </w:r>
       <w:r>
         <w:rPr>
-          <w:rFonts w:ascii="Microsoft YaHei" w:eastAsiaTheme="minorEastAsia" w:hAnsi="Microsoft YaHei" w:cs="Microsoft YaHei"/>
+          <w:rFonts w:ascii="微软雅黑" w:eastAsiaTheme="minorEastAsia" w:hAnsi="微软雅黑" w:cs="微软雅黑"/>
           <w:sz w:val="22"/>
           <w:szCs w:val="22"/>
         </w:rPr>
@@ -2973,7 +3020,7 @@
       </w:r>
       <w:r>
         <w:rPr>
-          <w:rFonts w:ascii="Microsoft YaHei" w:eastAsiaTheme="minorEastAsia" w:hAnsi="Microsoft YaHei" w:cs="Microsoft YaHei"/>
+          <w:rFonts w:ascii="微软雅黑" w:eastAsiaTheme="minorEastAsia" w:hAnsi="微软雅黑" w:cs="微软雅黑"/>
           <w:sz w:val="22"/>
           <w:szCs w:val="22"/>
         </w:rPr>
@@ -2981,7 +3028,7 @@
       </w:r>
       <w:r>
         <w:rPr>
-          <w:rFonts w:ascii="Microsoft YaHei" w:eastAsiaTheme="minorEastAsia" w:hAnsi="Microsoft YaHei" w:cs="Microsoft YaHei"/>
+          <w:rFonts w:ascii="微软雅黑" w:eastAsiaTheme="minorEastAsia" w:hAnsi="微软雅黑" w:cs="微软雅黑"/>
           <w:sz w:val="22"/>
           <w:szCs w:val="22"/>
         </w:rPr>
@@ -2993,8 +3040,514 @@
         <w:pStyle w:val="1"/>
       </w:pPr>
       <w:r>
+        <w:t>六、比赛执行规则</w:t>
+      </w:r>
+    </w:p>
+    <w:p>
+      <w:pPr>
+        <w:pStyle w:val="2"/>
+      </w:pPr>
+      <w:r>
+        <w:t>6.1 赛前流程</w:t>
+      </w:r>
+    </w:p>
+    <w:p>
+      <w:pPr>
+        <w:spacing w:after="120"/>
+      </w:pPr>
+      <w:r>
+        <w:t>解说调试直播间，</w:t>
+      </w:r>
+      <w:r>
+        <w:t xml:space="preserve">OB </w:t>
+      </w:r>
+      <w:r>
+        <w:t>及解说按照排班表的顺序接管对应比赛（若临时有事，需自行联系有空的赛委会成员进行替换）。</w:t>
+      </w:r>
+    </w:p>
+    <w:p>
+      <w:pPr>
+        <w:spacing w:after="120"/>
+      </w:pPr>
+      <w:r>
+        <w:t>OB</w:t>
+      </w:r>
+      <w:r>
+        <w:t>、解说和双方队伍各成员提前</w:t>
+      </w:r>
+      <w:r>
+        <w:t xml:space="preserve"> </w:t>
+      </w:r>
+      <w:r>
+        <w:rPr>
+          <w:b/>
+          <w:bCs/>
+        </w:rPr>
+        <w:t xml:space="preserve">5 </w:t>
+      </w:r>
+      <w:r>
+        <w:rPr>
+          <w:b/>
+          <w:bCs/>
+        </w:rPr>
+        <w:t>分钟</w:t>
+      </w:r>
+      <w:r>
+        <w:t xml:space="preserve"> </w:t>
+      </w:r>
+      <w:r>
+        <w:t>进入</w:t>
+      </w:r>
+      <w:r>
+        <w:t xml:space="preserve"> </w:t>
+      </w:r>
+      <w:r>
+        <w:t>TeamSpeak</w:t>
+      </w:r>
+      <w:r>
+        <w:t>（</w:t>
+      </w:r>
+      <w:r>
+        <w:t>TS</w:t>
+      </w:r>
+      <w:r>
+        <w:t>）</w:t>
+      </w:r>
+      <w:r>
+        <w:t xml:space="preserve"> </w:t>
+      </w:r>
+      <w:r>
+        <w:t>对应比赛的总频道，语音房间内除了工作人员和双方队长外，其余选手保持</w:t>
+      </w:r>
+      <w:r>
+        <w:t xml:space="preserve"> </w:t>
+      </w:r>
+      <w:r>
+        <w:rPr>
+          <w:b/>
+          <w:bCs/>
+        </w:rPr>
+        <w:t>闭麦状态</w:t>
+      </w:r>
+      <w:r>
+        <w:t>，防止频道过于吵闹。如有选手出现</w:t>
+      </w:r>
+      <w:r>
+        <w:t xml:space="preserve"> TS </w:t>
+      </w:r>
+      <w:r>
+        <w:t>语音无法正常沟通情况，可告知</w:t>
+      </w:r>
+      <w:r>
+        <w:t xml:space="preserve"> OB</w:t>
+      </w:r>
+      <w:r>
+        <w:t>，可令选手使用</w:t>
+      </w:r>
+      <w:r>
+        <w:t xml:space="preserve"> </w:t>
+      </w:r>
+      <w:r>
+        <w:rPr>
+          <w:b/>
+          <w:bCs/>
+        </w:rPr>
+        <w:t>游戏麦并由</w:t>
+      </w:r>
+      <w:r>
+        <w:rPr>
+          <w:b/>
+          <w:bCs/>
+        </w:rPr>
+        <w:t xml:space="preserve"> OB </w:t>
+      </w:r>
+      <w:r>
+        <w:rPr>
+          <w:b/>
+          <w:bCs/>
+        </w:rPr>
+        <w:t>监督</w:t>
+      </w:r>
+      <w:r>
+        <w:t>，以防出现报点等情况出现。</w:t>
+      </w:r>
+    </w:p>
+    <w:p>
+      <w:pPr>
+        <w:spacing w:after="120"/>
+      </w:pPr>
+      <w:r>
+        <w:t xml:space="preserve">TS </w:t>
+      </w:r>
+      <w:r>
+        <w:t>房间进入完毕后，工作人员和双方队伍进入完美赛时服务器（房间由裁判或解说创建，创建完之后会直接推送至每个队员的完美界面，解说将直播间号发在队长群中，也可以直接在</w:t>
+      </w:r>
+      <w:r>
+        <w:t xml:space="preserve"> GOTV </w:t>
+      </w:r>
+      <w:r>
+        <w:t>观看）。解说与</w:t>
+      </w:r>
+      <w:r>
+        <w:t xml:space="preserve"> OB </w:t>
+      </w:r>
+      <w:r>
+        <w:t>进入观战席。</w:t>
+      </w:r>
+    </w:p>
+    <w:p>
+      <w:pPr>
+        <w:spacing w:after="120"/>
+      </w:pPr>
+      <w:r>
+        <w:t>在这</w:t>
+      </w:r>
+      <w:r>
+        <w:t xml:space="preserve"> 5 </w:t>
+      </w:r>
+      <w:r>
+        <w:t>分钟内，导播将检查双方队伍成员信息是否正确，如发现问题（代打、未报备换人等），自动判负，剥夺比赛权利。在此期间，解说配合进行检查，选手自行检查网络状态、</w:t>
+      </w:r>
+      <w:r>
+        <w:t xml:space="preserve">TS </w:t>
+      </w:r>
+      <w:r>
+        <w:t>语音状态等。</w:t>
+      </w:r>
+    </w:p>
+    <w:p>
+      <w:pPr>
+        <w:spacing w:after="120"/>
+      </w:pPr>
+      <w:r>
+        <w:t>点击开始比赛后，第一阶段队长选择自己队员，注意不要选错队员，否则需要重新开启服务器。第二阶段进行地图和服务器</w:t>
+      </w:r>
+      <w:r>
+        <w:t xml:space="preserve"> BP</w:t>
+      </w:r>
+      <w:r>
+        <w:t>，此</w:t>
+      </w:r>
+      <w:r>
+        <w:t xml:space="preserve"> BP </w:t>
+      </w:r>
+      <w:r>
+        <w:t>环节将在比赛开始前完成，工作人员将进行</w:t>
+      </w:r>
+      <w:r>
+        <w:t xml:space="preserve"> </w:t>
+      </w:r>
+      <w:r>
+        <w:rPr>
+          <w:b/>
+          <w:bCs/>
+        </w:rPr>
+        <w:t>手动</w:t>
+      </w:r>
+      <w:r>
+        <w:rPr>
+          <w:b/>
+          <w:bCs/>
+        </w:rPr>
+        <w:t xml:space="preserve"> BP</w:t>
+      </w:r>
+      <w:r>
+        <w:t>。</w:t>
+      </w:r>
+    </w:p>
+    <w:p>
+      <w:pPr>
+        <w:spacing w:after="120"/>
+      </w:pPr>
+      <w:r>
+        <w:t>进入选定比赛图后，选手需</w:t>
+      </w:r>
+      <w:r>
+        <w:t xml:space="preserve"> </w:t>
+      </w:r>
+      <w:r>
+        <w:rPr>
+          <w:b/>
+          <w:bCs/>
+        </w:rPr>
+        <w:t>开启友伤</w:t>
+      </w:r>
+      <w:r>
+        <w:t>，</w:t>
+      </w:r>
+      <w:r>
+        <w:t xml:space="preserve">BO3 / BO5 </w:t>
+      </w:r>
+      <w:r>
+        <w:t>赛制</w:t>
+      </w:r>
+      <w:r>
+        <w:t xml:space="preserve"> pick </w:t>
+      </w:r>
+      <w:r>
+        <w:t>的另一方选边并</w:t>
+      </w:r>
+      <w:r>
+        <w:t xml:space="preserve"> </w:t>
+      </w:r>
+      <w:r>
+        <w:rPr>
+          <w:b/>
+          <w:bCs/>
+        </w:rPr>
+        <w:t>关闭拼刀</w:t>
+      </w:r>
+      <w:r>
+        <w:t>，根据选边结果顺序进入总频道下面的上半场</w:t>
+      </w:r>
+      <w:r>
+        <w:t xml:space="preserve"> T / </w:t>
+      </w:r>
+      <w:r>
+        <w:t>上半场</w:t>
+      </w:r>
+      <w:r>
+        <w:t xml:space="preserve"> CT </w:t>
+      </w:r>
+      <w:r>
+        <w:t>频道语音，总频道内只有工作人员，以防有人偷听报点（直播间开启延时，同理，一旦发现剥夺比赛权利并自动判负），更换半场后无需更换语音频道。</w:t>
+      </w:r>
+      <w:r>
+        <w:rPr>
+          <w:rFonts w:hint="eastAsia"/>
+        </w:rPr>
+        <w:t>（此段具体操作最后由实际情况决定）</w:t>
+      </w:r>
+    </w:p>
+    <w:p>
+      <w:pPr>
+        <w:spacing w:after="120"/>
+      </w:pPr>
+      <w:r>
+        <w:t>特殊情况说明：如果队长在地图选择环节掉线；第一次掉线，战队可以申请重新进行</w:t>
+      </w:r>
+      <w:r>
+        <w:t xml:space="preserve"> Veto</w:t>
+      </w:r>
+      <w:r>
+        <w:t>，但是必须维持掉线前的</w:t>
+      </w:r>
+      <w:r>
+        <w:t xml:space="preserve"> Veto </w:t>
+      </w:r>
+      <w:r>
+        <w:t>结果；后续如果继续掉线，不予重新进行</w:t>
+      </w:r>
+      <w:r>
+        <w:t xml:space="preserve"> Veto</w:t>
+      </w:r>
+      <w:r>
+        <w:t>，比赛将按照既定的</w:t>
+      </w:r>
+      <w:r>
+        <w:t xml:space="preserve"> Veto </w:t>
+      </w:r>
+      <w:r>
+        <w:t>结果进行比赛。</w:t>
+      </w:r>
+    </w:p>
+    <w:p>
+      <w:pPr>
+        <w:pStyle w:val="2"/>
+      </w:pPr>
+      <w:r>
+        <w:t>6.2 服务器设置</w:t>
+      </w:r>
+    </w:p>
+    <w:p>
+      <w:pPr>
+        <w:spacing w:after="120"/>
+      </w:pPr>
+      <w:r>
+        <w:t>比赛服务器：</w:t>
+      </w:r>
+      <w:r>
+        <w:t>Beijing</w:t>
+      </w:r>
+      <w:r>
+        <w:t>、</w:t>
+      </w:r>
+      <w:r>
+        <w:t>Shanghai</w:t>
+      </w:r>
+      <w:r>
+        <w:t>、</w:t>
+      </w:r>
+      <w:r>
+        <w:t>Chengdu</w:t>
+      </w:r>
+      <w:r>
+        <w:t>、</w:t>
+      </w:r>
+      <w:r>
+        <w:t>Shenzhen</w:t>
+      </w:r>
+      <w:r>
+        <w:t>、</w:t>
+      </w:r>
+      <w:r>
+        <w:t>Hangzhou</w:t>
+      </w:r>
+      <w:r>
+        <w:t>。</w:t>
+      </w:r>
+    </w:p>
+    <w:p>
+      <w:pPr>
+        <w:spacing w:after="120"/>
+      </w:pPr>
+      <w:r>
+        <w:t>每场比赛前，由双方队长进行服务器</w:t>
+      </w:r>
+      <w:r>
+        <w:t xml:space="preserve"> BP</w:t>
+      </w:r>
+      <w:r>
+        <w:t>，裁判可根据特定情形要求战队按照指定的服务器进行比赛。</w:t>
+      </w:r>
+    </w:p>
+    <w:p>
+      <w:pPr>
+        <w:pStyle w:val="2"/>
+      </w:pPr>
+      <w:r>
+        <w:t>6.3 比赛中</w:t>
+      </w:r>
+    </w:p>
+    <w:p>
+      <w:pPr>
+        <w:spacing w:after="120"/>
+      </w:pPr>
+      <w:r>
+        <w:t>解说和</w:t>
+      </w:r>
+      <w:r>
+        <w:t xml:space="preserve"> OB </w:t>
+      </w:r>
+      <w:r>
+        <w:t>负责直播间秩序管理，统计在直播间观看比赛并进行督察，若有问题及时汇报在赛委会群内，若问题属实立刻暂停比赛处理。</w:t>
+      </w:r>
+    </w:p>
+    <w:p>
+      <w:pPr>
+        <w:spacing w:after="120"/>
+      </w:pPr>
+      <w:r>
+        <w:rPr>
+          <w:b/>
+          <w:bCs/>
+        </w:rPr>
         <w:lastRenderedPageBreak/>
-        <w:t>六、比赛执行规则</w:t>
+        <w:t>选手可用命令：</w:t>
+      </w:r>
+    </w:p>
+    <w:p>
+      <w:pPr>
+        <w:pStyle w:val="a4"/>
+        <w:numPr>
+          <w:ilvl w:val="0"/>
+          <w:numId w:val="2"/>
+        </w:numPr>
+        <w:spacing w:after="80"/>
+      </w:pPr>
+      <w:r>
+        <w:t xml:space="preserve">.ready – </w:t>
+      </w:r>
+      <w:r>
+        <w:t>战队选手个人表示准备完成可以开始比赛的信号</w:t>
+      </w:r>
+    </w:p>
+    <w:p>
+      <w:pPr>
+        <w:pStyle w:val="a4"/>
+        <w:numPr>
+          <w:ilvl w:val="0"/>
+          <w:numId w:val="2"/>
+        </w:numPr>
+        <w:spacing w:after="80"/>
+      </w:pPr>
+      <w:r>
+        <w:t xml:space="preserve">.unready – </w:t>
+      </w:r>
+      <w:r>
+        <w:t>如果在开始比赛前有任何问题，此命令可以用来放弃开始比赛</w:t>
+      </w:r>
+    </w:p>
+    <w:p>
+      <w:pPr>
+        <w:pStyle w:val="a4"/>
+        <w:numPr>
+          <w:ilvl w:val="0"/>
+          <w:numId w:val="2"/>
+        </w:numPr>
+        <w:spacing w:after="80"/>
+      </w:pPr>
+      <w:r>
+        <w:t xml:space="preserve">.pause – </w:t>
+      </w:r>
+      <w:r>
+        <w:t>战队可以用于战术暂停</w:t>
+      </w:r>
+    </w:p>
+    <w:p>
+      <w:pPr>
+        <w:pStyle w:val="a4"/>
+        <w:numPr>
+          <w:ilvl w:val="0"/>
+          <w:numId w:val="2"/>
+        </w:numPr>
+        <w:spacing w:after="80"/>
+      </w:pPr>
+      <w:r>
+        <w:t xml:space="preserve">.tech – </w:t>
+      </w:r>
+      <w:r>
+        <w:t>战队可以用于技术暂停</w:t>
+      </w:r>
+    </w:p>
+    <w:p>
+      <w:pPr>
+        <w:pStyle w:val="a4"/>
+        <w:numPr>
+          <w:ilvl w:val="0"/>
+          <w:numId w:val="2"/>
+        </w:numPr>
+        <w:spacing w:after="80"/>
+      </w:pPr>
+      <w:r>
+        <w:t>.</w:t>
+      </w:r>
+      <w:proofErr w:type="spellStart"/>
+      <w:r>
+        <w:t>unpause</w:t>
+      </w:r>
+      <w:proofErr w:type="spellEnd"/>
+      <w:r>
+        <w:t xml:space="preserve"> – </w:t>
+      </w:r>
+      <w:r>
+        <w:t>结束当局比赛的暂停（两支战队均需要使用此命令）</w:t>
+      </w:r>
+    </w:p>
+    <w:p>
+      <w:pPr>
+        <w:pStyle w:val="a4"/>
+        <w:numPr>
+          <w:ilvl w:val="0"/>
+          <w:numId w:val="2"/>
+        </w:numPr>
+        <w:spacing w:after="80"/>
+      </w:pPr>
+      <w:r>
+        <w:t xml:space="preserve">.stop – </w:t>
+      </w:r>
+      <w:r>
+        <w:t>战队可以用于提出回档，回档后将会自动暂停</w:t>
       </w:r>
     </w:p>
     <w:p>
@@ -3002,7 +3555,7 @@
         <w:pStyle w:val="2"/>
       </w:pPr>
       <w:r>
-        <w:t>6.1 赛前流程</w:t>
+        <w:t>6.4 暂停与中断规则</w:t>
       </w:r>
     </w:p>
     <w:p>
@@ -3010,13 +3563,154 @@
         <w:spacing w:after="120"/>
       </w:pPr>
       <w:r>
-        <w:t>解说调试直播间，</w:t>
+        <w:rPr>
+          <w:b/>
+          <w:bCs/>
+        </w:rPr>
+        <w:t>迟到：</w:t>
+      </w:r>
+      <w:r>
+        <w:t>若在规定的比赛开始时间</w:t>
+      </w:r>
+      <w:r>
+        <w:t xml:space="preserve"> 15 </w:t>
+      </w:r>
+      <w:r>
+        <w:t>分钟内人员未到齐的一方将被系统自动判负；若双方均未到齐，则双方均为负。如该方有合规替补，可申请补位。</w:t>
+      </w:r>
+    </w:p>
+    <w:p>
+      <w:pPr>
+        <w:spacing w:after="120"/>
+      </w:pPr>
+      <w:r>
+        <w:rPr>
+          <w:b/>
+          <w:bCs/>
+        </w:rPr>
+        <w:t>战术暂停：</w:t>
+      </w:r>
+      <w:r>
+        <w:t>每盘比赛（即每张地图），每支战队最多可以叫</w:t>
+      </w:r>
+      <w:r>
+        <w:t xml:space="preserve"> 3 </w:t>
+      </w:r>
+      <w:r>
+        <w:t>次战术暂停；每个加时赛中，每支战队将获得</w:t>
+      </w:r>
+      <w:r>
+        <w:t xml:space="preserve"> 1 </w:t>
+      </w:r>
+      <w:r>
+        <w:t>次额外的战术暂停；允许在一个战术暂停结束后立即激活下一个战术暂停。</w:t>
+      </w:r>
+    </w:p>
+    <w:p>
+      <w:pPr>
+        <w:spacing w:after="120"/>
+      </w:pPr>
+      <w:r>
+        <w:rPr>
+          <w:b/>
+          <w:bCs/>
+        </w:rPr>
+        <w:t>技术暂停：</w:t>
+      </w:r>
+      <w:r>
+        <w:t>技术暂停仅限当选手遇到技术问题时激活。线上比赛时，战队发起技术暂停后需要立即通知管理员，表明需要技术暂停的原因。一般情况下，允许最长的暂停时间总共</w:t>
+      </w:r>
+      <w:r>
+        <w:t xml:space="preserve"> 15 </w:t>
+      </w:r>
+      <w:r>
+        <w:t>分钟，超时后对手可申请比赛继续，无论您是否已经解决技术问题。</w:t>
+      </w:r>
+    </w:p>
+    <w:p>
+      <w:pPr>
+        <w:spacing w:after="120"/>
+      </w:pPr>
+      <w:r>
+        <w:rPr>
+          <w:b/>
+          <w:bCs/>
+        </w:rPr>
+        <w:t>比赛中断：</w:t>
+      </w:r>
+      <w:r>
+        <w:t>当本回合比赛已经产生伤害、或回合剩余时间不足</w:t>
+      </w:r>
+      <w:r>
+        <w:t xml:space="preserve"> 1 </w:t>
+      </w:r>
+      <w:r>
+        <w:t>分钟、或有可信服的证据表示某一阵营已取得绝对优势，本回合比赛将不予回档；遇上极端的服务器崩溃的情况，本局比赛将从已完成的最后被记录的那局比赛开始。</w:t>
+      </w:r>
+    </w:p>
+    <w:p>
+      <w:pPr>
+        <w:pStyle w:val="2"/>
+      </w:pPr>
+      <w:r>
+        <w:t>6.5 赛后流程</w:t>
+      </w:r>
+    </w:p>
+    <w:p>
+      <w:pPr>
+        <w:spacing w:after="120"/>
+      </w:pPr>
+      <w:r>
+        <w:t>调度统计比赛结果并及时安排下一阶段对阵表。各队伍选手需将自己的</w:t>
+      </w:r>
+      <w:r>
+        <w:t xml:space="preserve"> </w:t>
+      </w:r>
+      <w:r>
+        <w:rPr>
+          <w:b/>
+          <w:bCs/>
+        </w:rPr>
+        <w:t>准星截图</w:t>
+      </w:r>
+      <w:r>
+        <w:t xml:space="preserve"> </w:t>
+      </w:r>
+      <w:r>
+        <w:t>发给队长，队长整合后发在队长群中，</w:t>
       </w:r>
       <w:r>
         <w:t xml:space="preserve">OB </w:t>
       </w:r>
       <w:r>
-        <w:t>及解说按照排班表的顺序接管对应比赛（若临时有事，需自行联系有空的赛委会成员进行替换）。</w:t>
+        <w:t>每场比赛需检查选手准星，防止代打</w:t>
+      </w:r>
+      <w:r>
+        <w:t xml:space="preserve"> / </w:t>
+      </w:r>
+      <w:r>
+        <w:t>作弊情况出现。每位选手</w:t>
+      </w:r>
+      <w:r>
+        <w:t xml:space="preserve"> </w:t>
+      </w:r>
+      <w:r>
+        <w:rPr>
+          <w:b/>
+          <w:bCs/>
+        </w:rPr>
+        <w:t>需保留第一视角录像</w:t>
+      </w:r>
+      <w:r>
+        <w:t>，如有人举报，需调取查验。</w:t>
+      </w:r>
+    </w:p>
+    <w:p>
+      <w:pPr>
+        <w:pStyle w:val="1"/>
+      </w:pPr>
+      <w:r>
+        <w:t>七、反作弊条款</w:t>
       </w:r>
     </w:p>
     <w:p>
@@ -3024,91 +3718,276 @@
         <w:spacing w:after="120"/>
       </w:pPr>
       <w:r>
-        <w:t>OB</w:t>
-      </w:r>
-      <w:r>
-        <w:t>、解说和双方队伍各成员提前</w:t>
-      </w:r>
-      <w:r>
-        <w:t xml:space="preserve"> </w:t>
-      </w:r>
-      <w:r>
-        <w:rPr>
-          <w:b/>
-          <w:bCs/>
-        </w:rPr>
-        <w:t xml:space="preserve">5 </w:t>
-      </w:r>
-      <w:r>
-        <w:rPr>
-          <w:b/>
-          <w:bCs/>
-        </w:rPr>
-        <w:t>分钟</w:t>
-      </w:r>
-      <w:r>
-        <w:t xml:space="preserve"> </w:t>
-      </w:r>
-      <w:r>
-        <w:t>进入</w:t>
-      </w:r>
-      <w:r>
-        <w:t xml:space="preserve"> TS </w:t>
-      </w:r>
-      <w:r>
-        <w:t>对应比赛的总频道，语音房间内除了工作人员和双方队长外，其余选手保持</w:t>
-      </w:r>
-      <w:r>
-        <w:t xml:space="preserve"> </w:t>
-      </w:r>
-      <w:r>
-        <w:rPr>
-          <w:b/>
-          <w:bCs/>
-        </w:rPr>
-        <w:t>闭麦状态</w:t>
-      </w:r>
-      <w:r>
-        <w:t>，防止频道过于吵闹。如有选手出现</w:t>
-      </w:r>
-      <w:r>
-        <w:t xml:space="preserve"> TS </w:t>
-      </w:r>
-      <w:r>
-        <w:t>语音无法正常沟通情况，可告知</w:t>
-      </w:r>
-      <w:r>
-        <w:t xml:space="preserve"> OB</w:t>
-      </w:r>
-      <w:r>
-        <w:t>，可令选手使用</w:t>
-      </w:r>
-      <w:r>
-        <w:t xml:space="preserve"> </w:t>
-      </w:r>
-      <w:r>
-        <w:rPr>
-          <w:b/>
-          <w:bCs/>
-        </w:rPr>
-        <w:t>游戏麦并由</w:t>
-      </w:r>
-      <w:r>
-        <w:rPr>
-          <w:b/>
-          <w:bCs/>
-        </w:rPr>
+        <w:t>报名即视为同意以下全部条款。报名表中的反作弊承诺勾选项必须确认勾选方可提交。</w:t>
+      </w:r>
+    </w:p>
+    <w:p>
+      <w:pPr>
+        <w:pStyle w:val="a4"/>
+        <w:numPr>
+          <w:ilvl w:val="0"/>
+          <w:numId w:val="2"/>
+        </w:numPr>
+        <w:spacing w:after="80"/>
+      </w:pPr>
+      <w:r>
+        <w:t>不使用任何外挂、辅助软件、宏脚本</w:t>
+      </w:r>
+    </w:p>
+    <w:p>
+      <w:pPr>
+        <w:pStyle w:val="a4"/>
+        <w:numPr>
+          <w:ilvl w:val="0"/>
+          <w:numId w:val="2"/>
+        </w:numPr>
+        <w:spacing w:after="80"/>
+      </w:pPr>
+      <w:r>
+        <w:t>不寻找代打，不冒名顶替，不使用小号隐藏实力</w:t>
+      </w:r>
+    </w:p>
+    <w:p>
+      <w:pPr>
+        <w:pStyle w:val="a4"/>
+        <w:numPr>
+          <w:ilvl w:val="0"/>
+          <w:numId w:val="2"/>
+        </w:numPr>
+        <w:spacing w:after="80"/>
+      </w:pPr>
+      <w:r>
+        <w:t>比赛</w:t>
+      </w:r>
+      <w:r>
+        <w:rPr>
+          <w:rFonts w:hint="eastAsia"/>
+        </w:rPr>
+        <w:t>推荐</w:t>
+      </w:r>
+      <w:r>
+        <w:t>全程开启第一视角录像；如被举报</w:t>
+      </w:r>
+      <w:r>
+        <w:rPr>
+          <w:rFonts w:hint="eastAsia"/>
+        </w:rPr>
+        <w:t>等情况方便赛委会处理</w:t>
+      </w:r>
+    </w:p>
+    <w:p>
+      <w:pPr>
+        <w:pStyle w:val="a4"/>
+        <w:numPr>
+          <w:ilvl w:val="0"/>
+          <w:numId w:val="2"/>
+        </w:numPr>
+        <w:spacing w:after="80"/>
+      </w:pPr>
+      <w:r>
+        <w:t>比赛中所有选手须提交准星截图，由队长汇总至队长群</w:t>
+      </w:r>
+    </w:p>
+    <w:p>
+      <w:pPr>
+        <w:pStyle w:val="a4"/>
+        <w:numPr>
+          <w:ilvl w:val="0"/>
+          <w:numId w:val="2"/>
+        </w:numPr>
+        <w:spacing w:after="80"/>
+      </w:pPr>
+      <w:r>
+        <w:t>不在比赛中通过任何外部渠道获取对手信息（直播延时观看、报点、共享视角等均属违规）</w:t>
+      </w:r>
+    </w:p>
+    <w:p>
+      <w:pPr>
+        <w:pStyle w:val="a4"/>
+        <w:numPr>
+          <w:ilvl w:val="0"/>
+          <w:numId w:val="2"/>
+        </w:numPr>
+        <w:spacing w:after="80"/>
+      </w:pPr>
+      <w:r>
+        <w:lastRenderedPageBreak/>
+        <w:t>禁止队长之间以明显破坏赛事公平性为目的，恶意操控选秀结果。赛委会有权根据聊天记录、选秀行为与相关证据综合认定</w:t>
+      </w:r>
+    </w:p>
+    <w:p>
+      <w:pPr>
+        <w:pStyle w:val="3"/>
+      </w:pPr>
+      <w:r>
+        <w:t>处罚机制</w:t>
+      </w:r>
+    </w:p>
+    <w:p>
+      <w:pPr>
+        <w:pStyle w:val="a4"/>
+        <w:numPr>
+          <w:ilvl w:val="0"/>
+          <w:numId w:val="2"/>
+        </w:numPr>
+        <w:spacing w:after="80"/>
+      </w:pPr>
+      <w:r>
+        <w:t>作弊本人：本届永久禁赛</w:t>
+      </w:r>
+      <w:r>
+        <w:t xml:space="preserve"> + </w:t>
+      </w:r>
+      <w:r>
+        <w:t>所在队伍判负</w:t>
+      </w:r>
+      <w:r>
+        <w:t xml:space="preserve"> + </w:t>
+      </w:r>
+      <w:r>
+        <w:t>联动其他校内</w:t>
+      </w:r>
+      <w:r>
+        <w:t xml:space="preserve"> / </w:t>
+      </w:r>
+      <w:r>
+        <w:t>跨校</w:t>
+      </w:r>
+      <w:r>
+        <w:t xml:space="preserve"> CS </w:t>
+      </w:r>
+      <w:r>
+        <w:t>赛事社团黑名单</w:t>
+      </w:r>
+    </w:p>
+    <w:p>
+      <w:pPr>
+        <w:pStyle w:val="a4"/>
+        <w:numPr>
+          <w:ilvl w:val="0"/>
+          <w:numId w:val="2"/>
+        </w:numPr>
+        <w:spacing w:after="80"/>
+      </w:pPr>
+      <w:r>
+        <w:t>队长知情不报或包庇：禁赛一届</w:t>
+      </w:r>
+      <w:r>
+        <w:t xml:space="preserve"> + </w:t>
+      </w:r>
+      <w:r>
+        <w:t>队伍判负</w:t>
+      </w:r>
+    </w:p>
+    <w:p>
+      <w:pPr>
+        <w:pStyle w:val="a4"/>
+        <w:numPr>
+          <w:ilvl w:val="0"/>
+          <w:numId w:val="2"/>
+        </w:numPr>
+        <w:spacing w:after="80"/>
+      </w:pPr>
+      <w:r>
+        <w:t>队伍其他成员知情不报：禁赛一届</w:t>
+      </w:r>
+    </w:p>
+    <w:p>
+      <w:pPr>
+        <w:pStyle w:val="a4"/>
+        <w:numPr>
+          <w:ilvl w:val="0"/>
+          <w:numId w:val="2"/>
+        </w:numPr>
+        <w:spacing w:after="80"/>
+      </w:pPr>
+      <w:r>
+        <w:t>赛委会将结合第一视角录像、</w:t>
+      </w:r>
+      <w:r>
+        <w:t>demo</w:t>
+      </w:r>
+      <w:r>
+        <w:t>、截图、账号记录等证据综合认定。</w:t>
+      </w:r>
+    </w:p>
+    <w:p>
+      <w:pPr>
+        <w:pStyle w:val="1"/>
+      </w:pPr>
+      <w:r>
+        <w:rPr>
+          <w:rFonts w:hint="eastAsia"/>
+        </w:rPr>
+        <w:t>八</w:t>
+      </w:r>
+      <w:r>
+        <w:t>、赛委会与解说</w:t>
+      </w:r>
+    </w:p>
+    <w:p>
+      <w:pPr>
+        <w:spacing w:after="120"/>
+      </w:pPr>
+      <w:r>
+        <w:t>本届赛事由</w:t>
+      </w:r>
+      <w:r>
+        <w:t xml:space="preserve"> NJU CS2 </w:t>
+      </w:r>
+      <w:r>
+        <w:t>社团赛委会主办，沿用往届成熟的解说与</w:t>
+      </w:r>
+      <w:r>
         <w:t xml:space="preserve"> OB </w:t>
       </w:r>
       <w:r>
-        <w:rPr>
-          <w:b/>
-          <w:bCs/>
-        </w:rPr>
-        <w:t>监督</w:t>
-      </w:r>
-      <w:r>
-        <w:t>，以防出现报点等情况出现。</w:t>
+        <w:t>班底。</w:t>
+      </w:r>
+    </w:p>
+    <w:p>
+      <w:pPr>
+        <w:pStyle w:val="a4"/>
+        <w:numPr>
+          <w:ilvl w:val="0"/>
+          <w:numId w:val="2"/>
+        </w:numPr>
+        <w:spacing w:after="80"/>
+      </w:pPr>
+      <w:r>
+        <w:t>赛委会负责：报名审核、选秀监督、赛程编排、争议仲裁、奖项评定</w:t>
+      </w:r>
+    </w:p>
+    <w:p>
+      <w:pPr>
+        <w:pStyle w:val="a4"/>
+        <w:numPr>
+          <w:ilvl w:val="0"/>
+          <w:numId w:val="2"/>
+        </w:numPr>
+        <w:spacing w:after="80"/>
+      </w:pPr>
+      <w:r>
+        <w:t>解说与</w:t>
+      </w:r>
+      <w:r>
+        <w:t xml:space="preserve"> OB </w:t>
+      </w:r>
+      <w:r>
+        <w:t>负责：直播间运营、比赛监督、准星检查、突发情况处理</w:t>
+      </w:r>
+    </w:p>
+    <w:p>
+      <w:pPr>
+        <w:pStyle w:val="a4"/>
+        <w:numPr>
+          <w:ilvl w:val="0"/>
+          <w:numId w:val="2"/>
+        </w:numPr>
+        <w:spacing w:after="80"/>
+      </w:pPr>
+      <w:r>
+        <w:t>解说招募：本届若有意担任解说者，可在群内联系赛委会</w:t>
       </w:r>
     </w:p>
     <w:p>
@@ -3116,939 +3995,190 @@
         <w:spacing w:after="120"/>
       </w:pPr>
       <w:r>
-        <w:t xml:space="preserve">TS </w:t>
-      </w:r>
-      <w:r>
-        <w:t>房间进入完毕后，工作人员和双方队伍进入完美赛时服务器（房间由裁判或解说创建，创建完之后会直接推送至每个队员的完美界面，解说将直播间号发在队长群中，也可以直接在</w:t>
-      </w:r>
-      <w:r>
-        <w:t xml:space="preserve"> GOTV </w:t>
-      </w:r>
-      <w:r>
-        <w:t>观看）。解说与</w:t>
-      </w:r>
-      <w:r>
-        <w:t xml:space="preserve"> OB </w:t>
-      </w:r>
-      <w:r>
-        <w:t>进入观战席。</w:t>
-      </w:r>
-    </w:p>
-    <w:p>
-      <w:pPr>
-        <w:spacing w:after="120"/>
-      </w:pPr>
-      <w:r>
-        <w:t>在这</w:t>
-      </w:r>
-      <w:r>
-        <w:t xml:space="preserve"> 5 </w:t>
-      </w:r>
-      <w:r>
-        <w:t>分钟内，导播将检查双方队伍成员信息是否正确，如发现问题（代打、未报备换人等），自动判负，剥夺比赛权利。在此期间，解说配合进行检查，选手自行检查网络状态、</w:t>
-      </w:r>
-      <w:r>
-        <w:t xml:space="preserve">TS </w:t>
-      </w:r>
-      <w:r>
-        <w:t>语音状态等。</w:t>
-      </w:r>
-    </w:p>
-    <w:p>
-      <w:pPr>
-        <w:spacing w:after="120"/>
-      </w:pPr>
-      <w:r>
-        <w:t>点击开始比赛后，第一阶段队长选择自己队员，注意不要选错队员，否则需要重新开启服务器。第二阶段进行地图和服务器</w:t>
-      </w:r>
-      <w:r>
-        <w:t xml:space="preserve"> BP</w:t>
-      </w:r>
-      <w:r>
-        <w:t>，此</w:t>
-      </w:r>
-      <w:r>
-        <w:t xml:space="preserve"> BP </w:t>
-      </w:r>
-      <w:r>
-        <w:t>环节将在比赛开始前完成，工作人员将进行</w:t>
-      </w:r>
-      <w:r>
-        <w:t xml:space="preserve"> </w:t>
-      </w:r>
-      <w:r>
-        <w:rPr>
-          <w:b/>
-          <w:bCs/>
-        </w:rPr>
-        <w:t>手动</w:t>
-      </w:r>
-      <w:r>
-        <w:rPr>
-          <w:b/>
-          <w:bCs/>
-        </w:rPr>
-        <w:t xml:space="preserve"> BP</w:t>
-      </w:r>
-      <w:r>
-        <w:t>。</w:t>
-      </w:r>
-    </w:p>
-    <w:p>
-      <w:pPr>
-        <w:spacing w:after="120"/>
-      </w:pPr>
-      <w:r>
-        <w:t>进入选定比赛图后，选手需</w:t>
-      </w:r>
-      <w:r>
-        <w:t xml:space="preserve"> </w:t>
-      </w:r>
-      <w:r>
-        <w:rPr>
-          <w:b/>
-          <w:bCs/>
-        </w:rPr>
-        <w:t>开启友伤</w:t>
-      </w:r>
-      <w:r>
-        <w:t>，</w:t>
-      </w:r>
-      <w:r>
-        <w:t xml:space="preserve">BO3 / BO5 </w:t>
-      </w:r>
-      <w:r>
-        <w:t>赛制</w:t>
-      </w:r>
-      <w:r>
-        <w:t xml:space="preserve"> pick </w:t>
-      </w:r>
-      <w:r>
-        <w:t>的另一方选边并</w:t>
-      </w:r>
-      <w:r>
-        <w:t xml:space="preserve"> </w:t>
-      </w:r>
-      <w:r>
-        <w:rPr>
-          <w:b/>
-          <w:bCs/>
-        </w:rPr>
-        <w:t>关闭拼刀</w:t>
-      </w:r>
-      <w:r>
-        <w:t>，根据选边结果顺序进入总频道下面的上半场</w:t>
-      </w:r>
-      <w:r>
-        <w:t xml:space="preserve"> T / </w:t>
-      </w:r>
-      <w:r>
-        <w:t>上半场</w:t>
-      </w:r>
-      <w:r>
-        <w:t xml:space="preserve"> CT </w:t>
-      </w:r>
-      <w:r>
-        <w:t>频道语音，总频道内只有工作人员，以防有人偷听报点（直播间开启延时，同理，一旦发现剥夺比赛权利并自动判负），更换半场后无需更换语音频道。</w:t>
-      </w:r>
+        <w:t>所有最终解释权归</w:t>
+      </w:r>
+      <w:r>
+        <w:t xml:space="preserve"> NJU CS2 </w:t>
+      </w:r>
+      <w:r>
+        <w:t>社团赛委会所有。</w:t>
+      </w:r>
+    </w:p>
+    <w:p>
+      <w:pPr>
+        <w:pStyle w:val="1"/>
+      </w:pPr>
       <w:r>
         <w:rPr>
           <w:rFonts w:hint="eastAsia"/>
         </w:rPr>
-        <w:t>（此段具体操作最后由实际情况决定）</w:t>
-      </w:r>
-    </w:p>
-    <w:p>
-      <w:pPr>
-        <w:spacing w:after="120"/>
-      </w:pPr>
-      <w:r>
-        <w:t>特殊情况说明：如果队长在地图选择环节掉线；第一次掉线，战队可以申请重新进行</w:t>
-      </w:r>
-      <w:r>
-        <w:t xml:space="preserve"> Veto</w:t>
-      </w:r>
-      <w:r>
-        <w:t>，但是必须维持掉线前的</w:t>
-      </w:r>
-      <w:r>
-        <w:t xml:space="preserve"> Veto </w:t>
-      </w:r>
-      <w:r>
-        <w:t>结果；后续如果继续掉线，不予重新进行</w:t>
-      </w:r>
-      <w:r>
-        <w:t xml:space="preserve"> Veto</w:t>
-      </w:r>
-      <w:r>
-        <w:t>，比赛将按照既定的</w:t>
-      </w:r>
-      <w:r>
-        <w:t xml:space="preserve"> Veto </w:t>
-      </w:r>
-      <w:r>
-        <w:t>结果进行比赛。</w:t>
-      </w:r>
-    </w:p>
-    <w:p>
-      <w:pPr>
-        <w:pStyle w:val="2"/>
-      </w:pPr>
-      <w:r>
-        <w:t>6.2 服务器设置</w:t>
-      </w:r>
-    </w:p>
-    <w:p>
-      <w:pPr>
-        <w:spacing w:after="120"/>
-      </w:pPr>
-      <w:r>
-        <w:t>比赛服务器：</w:t>
-      </w:r>
-      <w:r>
-        <w:t>Beijing</w:t>
-      </w:r>
-      <w:r>
-        <w:t>、</w:t>
-      </w:r>
-      <w:r>
-        <w:t>Shanghai</w:t>
-      </w:r>
-      <w:r>
-        <w:t>、</w:t>
-      </w:r>
-      <w:r>
-        <w:t>Chengdu</w:t>
-      </w:r>
-      <w:r>
-        <w:t>、</w:t>
-      </w:r>
-      <w:r>
-        <w:t>Shenzhen</w:t>
-      </w:r>
-      <w:r>
-        <w:t>、</w:t>
-      </w:r>
-      <w:r>
-        <w:t>Hangzhou</w:t>
-      </w:r>
-      <w:r>
-        <w:t>。</w:t>
-      </w:r>
-    </w:p>
-    <w:p>
-      <w:pPr>
-        <w:spacing w:after="120"/>
-      </w:pPr>
-      <w:r>
-        <w:t>每场比赛前，由双方队长进行服务器</w:t>
-      </w:r>
-      <w:r>
-        <w:t xml:space="preserve"> BP</w:t>
-      </w:r>
-      <w:r>
-        <w:t>，裁判可根据特定情形要求战队按照指定的服务器进行比赛。</w:t>
-      </w:r>
-    </w:p>
-    <w:p>
-      <w:pPr>
-        <w:pStyle w:val="2"/>
-      </w:pPr>
-      <w:r>
-        <w:t>6.3 比赛中</w:t>
-      </w:r>
-    </w:p>
-    <w:p>
-      <w:pPr>
-        <w:spacing w:after="120"/>
-      </w:pPr>
-      <w:r>
-        <w:t>解说和</w:t>
-      </w:r>
-      <w:r>
-        <w:t xml:space="preserve"> OB </w:t>
-      </w:r>
-      <w:r>
-        <w:t>负责直播间秩序管理，统计在直播间观看比赛并进行督察，若有问题及时汇报在赛委会群内，若问题属实立刻暂停比赛处理。</w:t>
-      </w:r>
-    </w:p>
-    <w:p>
-      <w:pPr>
-        <w:spacing w:after="120"/>
-      </w:pPr>
-      <w:r>
-        <w:rPr>
-          <w:b/>
-          <w:bCs/>
-        </w:rPr>
-        <w:t>选手可用命令：</w:t>
-      </w:r>
-    </w:p>
-    <w:p>
-      <w:pPr>
-        <w:pStyle w:val="a4"/>
-        <w:numPr>
-          <w:ilvl w:val="0"/>
-          <w:numId w:val="2"/>
-        </w:numPr>
-        <w:spacing w:after="80"/>
-      </w:pPr>
-      <w:r>
-        <w:lastRenderedPageBreak/>
-        <w:t xml:space="preserve">.ready – </w:t>
-      </w:r>
-      <w:r>
-        <w:t>战队选手个人表示准备完成可以开始比赛的信号</w:t>
-      </w:r>
-    </w:p>
-    <w:p>
-      <w:pPr>
-        <w:pStyle w:val="a4"/>
-        <w:numPr>
-          <w:ilvl w:val="0"/>
-          <w:numId w:val="2"/>
-        </w:numPr>
-        <w:spacing w:after="80"/>
-      </w:pPr>
-      <w:r>
-        <w:t xml:space="preserve">.unready – </w:t>
-      </w:r>
-      <w:r>
-        <w:t>如果在开始比赛前有任何问题，此命令可以用来放弃开始比赛</w:t>
-      </w:r>
-    </w:p>
-    <w:p>
-      <w:pPr>
-        <w:pStyle w:val="a4"/>
-        <w:numPr>
-          <w:ilvl w:val="0"/>
-          <w:numId w:val="2"/>
-        </w:numPr>
-        <w:spacing w:after="80"/>
-      </w:pPr>
-      <w:r>
-        <w:t xml:space="preserve">.pause – </w:t>
-      </w:r>
-      <w:r>
-        <w:t>战队可以用于战术暂停</w:t>
-      </w:r>
-    </w:p>
-    <w:p>
-      <w:pPr>
-        <w:pStyle w:val="a4"/>
-        <w:numPr>
-          <w:ilvl w:val="0"/>
-          <w:numId w:val="2"/>
-        </w:numPr>
-        <w:spacing w:after="80"/>
-      </w:pPr>
-      <w:r>
-        <w:t xml:space="preserve">.tech – </w:t>
-      </w:r>
-      <w:r>
-        <w:t>战队可以用于技术暂停</w:t>
-      </w:r>
-    </w:p>
-    <w:p>
-      <w:pPr>
-        <w:pStyle w:val="a4"/>
-        <w:numPr>
-          <w:ilvl w:val="0"/>
-          <w:numId w:val="2"/>
-        </w:numPr>
-        <w:spacing w:after="80"/>
-      </w:pPr>
-      <w:r>
-        <w:t>.</w:t>
-      </w:r>
-      <w:proofErr w:type="spellStart"/>
-      <w:r>
-        <w:t>unpause</w:t>
-      </w:r>
-      <w:proofErr w:type="spellEnd"/>
-      <w:r>
-        <w:t xml:space="preserve"> – </w:t>
-      </w:r>
-      <w:r>
-        <w:t>结束当局比赛的暂停（两支战队均需要使用此命令）</w:t>
-      </w:r>
-    </w:p>
-    <w:p>
-      <w:pPr>
-        <w:pStyle w:val="a4"/>
-        <w:numPr>
-          <w:ilvl w:val="0"/>
-          <w:numId w:val="2"/>
-        </w:numPr>
-        <w:spacing w:after="80"/>
-      </w:pPr>
-      <w:r>
-        <w:t xml:space="preserve">.stop – </w:t>
-      </w:r>
-      <w:r>
-        <w:t>战队可以用于提出回档，回档后将会自动暂停</w:t>
-      </w:r>
-    </w:p>
-    <w:p>
-      <w:pPr>
-        <w:pStyle w:val="2"/>
-      </w:pPr>
-      <w:r>
-        <w:t>6.4 暂停与中断规则</w:t>
-      </w:r>
-    </w:p>
-    <w:p>
-      <w:pPr>
-        <w:spacing w:after="120"/>
-      </w:pPr>
-      <w:r>
-        <w:rPr>
-          <w:b/>
-          <w:bCs/>
-        </w:rPr>
-        <w:t>迟到：</w:t>
-      </w:r>
-      <w:r>
-        <w:t>若在规定的比赛开始时间</w:t>
-      </w:r>
-      <w:r>
-        <w:t xml:space="preserve"> 15 </w:t>
-      </w:r>
-      <w:r>
-        <w:t>分钟内人员未到齐的一方将被系统自动判负；若双方均未到齐，则双方均为负。如该方有合规替补，可申请补位。</w:t>
-      </w:r>
-    </w:p>
-    <w:p>
-      <w:pPr>
-        <w:spacing w:after="120"/>
-      </w:pPr>
-      <w:r>
-        <w:rPr>
-          <w:b/>
-          <w:bCs/>
-        </w:rPr>
-        <w:t>战术暂停：</w:t>
-      </w:r>
-      <w:r>
-        <w:t>每盘比赛（即每张地图），每支战队最多可以叫</w:t>
-      </w:r>
-      <w:r>
-        <w:t xml:space="preserve"> 3 </w:t>
-      </w:r>
-      <w:r>
-        <w:t>次战术暂停；每个加时赛中，每支战队将获得</w:t>
-      </w:r>
-      <w:r>
-        <w:t xml:space="preserve"> 1 </w:t>
-      </w:r>
-      <w:r>
-        <w:t>次额外的战术暂停；允许在一个战术暂停结束后立即激活下一个战术暂停。</w:t>
-      </w:r>
-    </w:p>
-    <w:p>
-      <w:pPr>
-        <w:spacing w:after="120"/>
-      </w:pPr>
-      <w:r>
-        <w:rPr>
-          <w:b/>
-          <w:bCs/>
-        </w:rPr>
-        <w:t>技术暂停：</w:t>
-      </w:r>
-      <w:r>
-        <w:t>技术暂停仅限当选手遇到技术问题时激活。线上比赛时，战队发起技术暂停后需要立即通知管理员，表明需要技术暂停的原因。一般情况下，允许最长的暂停时间总共</w:t>
-      </w:r>
-      <w:r>
-        <w:t xml:space="preserve"> 15 </w:t>
-      </w:r>
-      <w:r>
-        <w:t>分钟，超时后对手可申请比赛继续，无论您是否已经解决技术问题。</w:t>
-      </w:r>
-    </w:p>
-    <w:p>
-      <w:pPr>
-        <w:spacing w:after="120"/>
-      </w:pPr>
-      <w:r>
-        <w:rPr>
-          <w:b/>
-          <w:bCs/>
-        </w:rPr>
-        <w:t>比赛中断：</w:t>
-      </w:r>
-      <w:r>
-        <w:t>当本回合比赛已经产生伤害、或回合剩余时间不足</w:t>
-      </w:r>
-      <w:r>
-        <w:t xml:space="preserve"> 1 </w:t>
-      </w:r>
-      <w:r>
-        <w:t>分钟、或有可信服的证据表示某一阵营已取得绝对优势，本回合比赛将不予回档；遇上极端的服务器崩溃的情况，本局比赛将从已完成的最后被记录的那局比赛开始。</w:t>
-      </w:r>
-    </w:p>
-    <w:p>
-      <w:pPr>
-        <w:pStyle w:val="2"/>
-      </w:pPr>
-      <w:r>
-        <w:t>6.5 赛后流程</w:t>
-      </w:r>
-    </w:p>
-    <w:p>
-      <w:pPr>
-        <w:spacing w:after="120"/>
-      </w:pPr>
-      <w:r>
-        <w:t>调度统计比赛结果并及时安排下一阶段对阵表。各队伍选手需将自己的</w:t>
-      </w:r>
-      <w:r>
-        <w:t xml:space="preserve"> </w:t>
-      </w:r>
-      <w:r>
-        <w:rPr>
-          <w:b/>
-          <w:bCs/>
-        </w:rPr>
-        <w:t>准星截图</w:t>
-      </w:r>
-      <w:r>
-        <w:t xml:space="preserve"> </w:t>
-      </w:r>
-      <w:r>
-        <w:t>发给队长，队长整合后发在队长群中，</w:t>
-      </w:r>
-      <w:r>
-        <w:t xml:space="preserve">OB </w:t>
-      </w:r>
-      <w:r>
-        <w:t>每场比赛需检查选手准星，防止代打</w:t>
-      </w:r>
-      <w:r>
-        <w:t xml:space="preserve"> / </w:t>
-      </w:r>
-      <w:r>
-        <w:t>作弊情况出现。每位选手</w:t>
-      </w:r>
-      <w:r>
-        <w:t xml:space="preserve"> </w:t>
-      </w:r>
-      <w:r>
-        <w:rPr>
-          <w:b/>
-          <w:bCs/>
-        </w:rPr>
-        <w:t>需保留第一视角录像</w:t>
-      </w:r>
-      <w:r>
-        <w:t>，如有人举报，需调取查验。</w:t>
-      </w:r>
-    </w:p>
-    <w:p>
-      <w:pPr>
-        <w:pStyle w:val="1"/>
-      </w:pPr>
-      <w:r>
-        <w:t>七、反作弊条款</w:t>
-      </w:r>
-    </w:p>
-    <w:p>
-      <w:pPr>
-        <w:spacing w:after="120"/>
-      </w:pPr>
-      <w:r>
-        <w:t>报名即视为同意以下全部条款。报名表中的反作弊承诺勾选项必须确认勾选方可提交。</w:t>
-      </w:r>
-    </w:p>
-    <w:p>
-      <w:pPr>
-        <w:pStyle w:val="a4"/>
-        <w:numPr>
-          <w:ilvl w:val="0"/>
-          <w:numId w:val="2"/>
-        </w:numPr>
-        <w:spacing w:after="80"/>
-      </w:pPr>
-      <w:r>
-        <w:t>不使用任何外挂、辅助软件、宏脚本</w:t>
-      </w:r>
-    </w:p>
-    <w:p>
-      <w:pPr>
-        <w:pStyle w:val="a4"/>
-        <w:numPr>
-          <w:ilvl w:val="0"/>
-          <w:numId w:val="2"/>
-        </w:numPr>
-        <w:spacing w:after="80"/>
-      </w:pPr>
-      <w:r>
-        <w:t>不寻找代打，不冒名顶替，不使用小号隐藏实力</w:t>
-      </w:r>
-    </w:p>
-    <w:p>
-      <w:pPr>
-        <w:pStyle w:val="a4"/>
-        <w:numPr>
-          <w:ilvl w:val="0"/>
-          <w:numId w:val="2"/>
-        </w:numPr>
-        <w:spacing w:after="80"/>
+        <w:t>九</w:t>
+      </w:r>
+      <w:r>
+        <w:t>、联系方式</w:t>
+      </w:r>
+    </w:p>
+    <w:p>
+      <w:pPr>
+        <w:pStyle w:val="a4"/>
+        <w:numPr>
+          <w:ilvl w:val="0"/>
+          <w:numId w:val="2"/>
+        </w:numPr>
+        <w:spacing w:after="80"/>
+      </w:pPr>
+      <w:r>
+        <w:t xml:space="preserve">QQ </w:t>
+      </w:r>
+      <w:r>
+        <w:t>群：</w:t>
+      </w:r>
+      <w:r>
+        <w:t>895849839</w:t>
+      </w:r>
+    </w:p>
+    <w:p>
+      <w:pPr>
+        <w:pStyle w:val="a4"/>
+        <w:numPr>
+          <w:ilvl w:val="0"/>
+          <w:numId w:val="2"/>
+        </w:numPr>
+        <w:spacing w:after="80"/>
+      </w:pPr>
+      <w:r>
+        <w:t>赛委会负责人：</w:t>
+      </w:r>
+      <w:r>
         <w:rPr>
           <w:rFonts w:hint="eastAsia"/>
         </w:rPr>
-      </w:pPr>
-      <w:r>
-        <w:t>比赛</w:t>
+        <w:t>星宇（</w:t>
       </w:r>
       <w:r>
         <w:rPr>
           <w:rFonts w:hint="eastAsia"/>
         </w:rPr>
-        <w:t>推荐</w:t>
-      </w:r>
-      <w:r>
-        <w:t>全程开启第一视角录像，赛后保留至本届赛事结束后两周；如被举报</w:t>
+        <w:t>2598570936</w:t>
       </w:r>
       <w:r>
         <w:rPr>
           <w:rFonts w:hint="eastAsia"/>
         </w:rPr>
-        <w:t>等情况可以方便赛委会处理</w:t>
-      </w:r>
-    </w:p>
-    <w:p>
-      <w:pPr>
-        <w:pStyle w:val="a4"/>
-        <w:numPr>
-          <w:ilvl w:val="0"/>
-          <w:numId w:val="2"/>
-        </w:numPr>
-        <w:spacing w:after="80"/>
-      </w:pPr>
-      <w:r>
-        <w:t>比赛中所有选手须提交准星截图，由队长汇总至队长群</w:t>
-      </w:r>
-    </w:p>
-    <w:p>
-      <w:pPr>
-        <w:pStyle w:val="a4"/>
-        <w:numPr>
-          <w:ilvl w:val="0"/>
-          <w:numId w:val="2"/>
-        </w:numPr>
-        <w:spacing w:after="80"/>
-      </w:pPr>
-      <w:r>
-        <w:t>不在比赛中通过任何外部渠道获取对手信息（直播延时观看、报点、共享视角等均属违规）</w:t>
-      </w:r>
-    </w:p>
-    <w:p>
-      <w:pPr>
-        <w:pStyle w:val="a4"/>
-        <w:numPr>
-          <w:ilvl w:val="0"/>
-          <w:numId w:val="2"/>
-        </w:numPr>
-        <w:spacing w:after="80"/>
-      </w:pPr>
-      <w:r>
-        <w:t>不在选秀过程中私下交流操控选秀结果（队长之间提前串通选人顺序属违规）</w:t>
-      </w:r>
-    </w:p>
-    <w:p>
-      <w:pPr>
-        <w:pStyle w:val="3"/>
-      </w:pPr>
-      <w:r>
-        <w:lastRenderedPageBreak/>
-        <w:t>处罚机制</w:t>
-      </w:r>
-    </w:p>
-    <w:p>
-      <w:pPr>
-        <w:pStyle w:val="a4"/>
-        <w:numPr>
-          <w:ilvl w:val="0"/>
-          <w:numId w:val="2"/>
-        </w:numPr>
-        <w:spacing w:after="80"/>
-      </w:pPr>
-      <w:r>
-        <w:t>作弊本人：本届永久禁赛</w:t>
-      </w:r>
-      <w:r>
-        <w:t xml:space="preserve"> + </w:t>
-      </w:r>
-      <w:r>
-        <w:t>所在队伍判负</w:t>
-      </w:r>
-      <w:r>
-        <w:t xml:space="preserve"> + </w:t>
-      </w:r>
-      <w:r>
-        <w:t>联动其他校内</w:t>
-      </w:r>
-      <w:r>
-        <w:t xml:space="preserve"> / </w:t>
-      </w:r>
-      <w:r>
-        <w:t>跨校</w:t>
-      </w:r>
-      <w:r>
-        <w:t xml:space="preserve"> CS </w:t>
-      </w:r>
-      <w:r>
-        <w:t>赛事社团黑名单</w:t>
-      </w:r>
-    </w:p>
-    <w:p>
-      <w:pPr>
-        <w:pStyle w:val="a4"/>
-        <w:numPr>
-          <w:ilvl w:val="0"/>
-          <w:numId w:val="2"/>
-        </w:numPr>
-        <w:spacing w:after="80"/>
-      </w:pPr>
-      <w:r>
-        <w:t>队长知情不报或包庇：禁赛一届</w:t>
-      </w:r>
-      <w:r>
-        <w:t xml:space="preserve"> + </w:t>
-      </w:r>
-      <w:r>
-        <w:t>队伍判负</w:t>
-      </w:r>
-    </w:p>
-    <w:p>
-      <w:pPr>
-        <w:pStyle w:val="a4"/>
-        <w:numPr>
-          <w:ilvl w:val="0"/>
-          <w:numId w:val="2"/>
-        </w:numPr>
-        <w:spacing w:after="80"/>
-      </w:pPr>
-      <w:r>
-        <w:t>队伍其他成员知情不报：禁赛一届</w:t>
-      </w:r>
-    </w:p>
-    <w:p>
-      <w:pPr>
-        <w:pStyle w:val="a4"/>
-        <w:numPr>
-          <w:ilvl w:val="0"/>
-          <w:numId w:val="2"/>
-        </w:numPr>
-        <w:spacing w:after="80"/>
-      </w:pPr>
-      <w:r>
-        <w:t>以上处罚由赛委会综合证据决定，作弊认定标准较高，需有第一视角录像、</w:t>
-      </w:r>
-      <w:r>
-        <w:t>demo</w:t>
-      </w:r>
-      <w:r>
-        <w:t>、准星截图等多项佐证</w:t>
-      </w:r>
-    </w:p>
-    <w:p>
-      <w:pPr>
-        <w:pStyle w:val="1"/>
-      </w:pPr>
+        <w:t>）</w:t>
+      </w:r>
+    </w:p>
+    <w:p>
+      <w:pPr>
+        <w:pStyle w:val="a4"/>
+        <w:numPr>
+          <w:ilvl w:val="0"/>
+          <w:numId w:val="2"/>
+        </w:numPr>
+        <w:spacing w:after="80"/>
+      </w:pPr>
+      <w:r>
+        <w:t>官方报名网站：</w:t>
+      </w:r>
       <w:r>
         <w:rPr>
           <w:rFonts w:hint="eastAsia"/>
         </w:rPr>
-        <w:t>八</w:t>
-      </w:r>
-      <w:r>
-        <w:t>、赛委会与解说</w:t>
-      </w:r>
-    </w:p>
-    <w:p>
-      <w:pPr>
-        <w:spacing w:after="120"/>
-      </w:pPr>
-      <w:r>
-        <w:t>本届赛事由</w:t>
-      </w:r>
-      <w:r>
-        <w:t xml:space="preserve"> NJU CS2 </w:t>
-      </w:r>
-      <w:r>
-        <w:t>社团赛委会主办，沿用往届成熟的解说与</w:t>
-      </w:r>
-      <w:r>
-        <w:t xml:space="preserve"> OB </w:t>
-      </w:r>
-      <w:r>
-        <w:t>班底。</w:t>
-      </w:r>
-    </w:p>
-    <w:p>
-      <w:pPr>
-        <w:pStyle w:val="a4"/>
-        <w:numPr>
-          <w:ilvl w:val="0"/>
-          <w:numId w:val="2"/>
-        </w:numPr>
-        <w:spacing w:after="80"/>
-      </w:pPr>
-      <w:r>
-        <w:t>赛委会负责：报名审核、选秀监督、赛程编排、争议仲裁、奖项评定</w:t>
-      </w:r>
-    </w:p>
-    <w:p>
-      <w:pPr>
-        <w:pStyle w:val="a4"/>
-        <w:numPr>
-          <w:ilvl w:val="0"/>
-          <w:numId w:val="2"/>
-        </w:numPr>
-        <w:spacing w:after="80"/>
-      </w:pPr>
-      <w:r>
-        <w:t>解说与</w:t>
-      </w:r>
-      <w:r>
-        <w:t xml:space="preserve"> OB </w:t>
-      </w:r>
-      <w:r>
-        <w:t>负责：直播间运营、比赛监督、准星检查、突发情况处理</w:t>
-      </w:r>
-    </w:p>
-    <w:p>
-      <w:pPr>
-        <w:pStyle w:val="a4"/>
-        <w:numPr>
-          <w:ilvl w:val="0"/>
-          <w:numId w:val="2"/>
-        </w:numPr>
-        <w:spacing w:after="80"/>
-      </w:pPr>
-      <w:r>
-        <w:t>解说招募：本届若有意担任解说者，可在群内联系赛委会</w:t>
-      </w:r>
-    </w:p>
-    <w:p>
-      <w:pPr>
-        <w:spacing w:after="120"/>
-      </w:pPr>
-      <w:r>
-        <w:t>所有最终解释权归</w:t>
-      </w:r>
-      <w:r>
-        <w:t xml:space="preserve"> NJU CS2 </w:t>
-      </w:r>
-      <w:r>
-        <w:t>社团赛委会所有。</w:t>
-      </w:r>
-    </w:p>
-    <w:p>
-      <w:pPr>
-        <w:pStyle w:val="1"/>
-      </w:pPr>
-      <w:r>
+        <w:t>match</w:t>
+      </w:r>
+      <w:r>
+        <w:t>.starfie1d.top</w:t>
+      </w:r>
+    </w:p>
+    <w:p>
+      <w:pPr>
+        <w:pStyle w:val="a4"/>
+        <w:numPr>
+          <w:ilvl w:val="0"/>
+          <w:numId w:val="2"/>
+        </w:numPr>
+        <w:spacing w:after="80"/>
+      </w:pPr>
+      <w:r>
+        <w:t>赛事问题反馈：群内</w:t>
+      </w:r>
+      <w:r>
+        <w:t xml:space="preserve"> @ </w:t>
+      </w:r>
+      <w:r>
+        <w:t>赛委会成员</w:t>
+      </w:r>
+    </w:p>
+    <w:p>
+      <w:pPr>
+        <w:spacing w:after="80"/>
         <w:rPr>
           <w:rFonts w:hint="eastAsia"/>
         </w:rPr>
-        <w:t>九</w:t>
-      </w:r>
-      <w:r>
-        <w:t>、联系方式</w:t>
-      </w:r>
-    </w:p>
-    <w:p>
-      <w:pPr>
-        <w:pStyle w:val="a4"/>
-        <w:numPr>
-          <w:ilvl w:val="0"/>
-          <w:numId w:val="2"/>
-        </w:numPr>
-        <w:spacing w:after="80"/>
-      </w:pPr>
-      <w:r>
-        <w:t xml:space="preserve">QQ </w:t>
-      </w:r>
-      <w:r>
-        <w:t>群：</w:t>
-      </w:r>
-      <w:r>
-        <w:t>895849839</w:t>
-      </w:r>
-    </w:p>
-    <w:p>
-      <w:pPr>
-        <w:pStyle w:val="a4"/>
-        <w:numPr>
-          <w:ilvl w:val="0"/>
-          <w:numId w:val="2"/>
-        </w:numPr>
-        <w:spacing w:after="80"/>
-      </w:pPr>
-      <w:r>
-        <w:t>赛委会负责人：</w:t>
-      </w:r>
-      <w:r>
+      </w:pPr>
+    </w:p>
+    <w:p>
+      <w:pPr>
+        <w:spacing w:after="80"/>
+        <w:jc w:val="center"/>
+        <w:rPr>
+          <w:i/>
+          <w:iCs/>
+          <w:sz w:val="20"/>
+          <w:szCs w:val="20"/>
+        </w:rPr>
+      </w:pPr>
+      <w:r>
+        <w:rPr>
+          <w:i/>
+          <w:iCs/>
+          <w:sz w:val="20"/>
+          <w:szCs w:val="20"/>
+        </w:rPr>
+        <w:t>若规则书未覆盖特殊情况，</w:t>
+      </w:r>
+    </w:p>
+    <w:p>
+      <w:pPr>
+        <w:spacing w:after="80"/>
+        <w:jc w:val="center"/>
+        <w:rPr>
+          <w:i/>
+          <w:iCs/>
+          <w:sz w:val="20"/>
+          <w:szCs w:val="20"/>
+        </w:rPr>
+      </w:pPr>
+      <w:r>
+        <w:rPr>
+          <w:i/>
+          <w:iCs/>
+          <w:sz w:val="20"/>
+          <w:szCs w:val="20"/>
+        </w:rPr>
+        <w:t>赛委会有权基于赛事公平性、</w:t>
+      </w:r>
+    </w:p>
+    <w:p>
+      <w:pPr>
+        <w:spacing w:after="80"/>
+        <w:jc w:val="center"/>
         <w:rPr>
           <w:rFonts w:hint="eastAsia"/>
-        </w:rPr>
-        <w:t>星宇（</w:t>
-      </w:r>
-      <w:r>
-        <w:rPr>
-          <w:rFonts w:hint="eastAsia"/>
-        </w:rPr>
-        <w:t>2598570936</w:t>
-      </w:r>
-      <w:r>
-        <w:rPr>
-          <w:rFonts w:hint="eastAsia"/>
-        </w:rPr>
-        <w:t>）</w:t>
-      </w:r>
-    </w:p>
-    <w:p>
-      <w:pPr>
-        <w:pStyle w:val="a4"/>
-        <w:numPr>
-          <w:ilvl w:val="0"/>
-          <w:numId w:val="2"/>
-        </w:numPr>
-        <w:spacing w:after="80"/>
-      </w:pPr>
-      <w:r>
-        <w:t>官方报名网站：</w:t>
-      </w:r>
-      <w:r>
-        <w:rPr>
-          <w:rFonts w:hint="eastAsia"/>
-        </w:rPr>
-        <w:t>match</w:t>
-      </w:r>
-      <w:r>
-        <w:t>.starfie1d.top</w:t>
-      </w:r>
-    </w:p>
-    <w:p>
-      <w:pPr>
-        <w:pStyle w:val="a4"/>
-        <w:numPr>
-          <w:ilvl w:val="0"/>
-          <w:numId w:val="2"/>
-        </w:numPr>
-        <w:spacing w:after="80"/>
-      </w:pPr>
-      <w:r>
-        <w:t>赛事问题反馈：群内</w:t>
-      </w:r>
-      <w:r>
-        <w:t xml:space="preserve"> @ </w:t>
-      </w:r>
-      <w:r>
-        <w:t>赛委会成员</w:t>
+          <w:i/>
+          <w:iCs/>
+          <w:sz w:val="20"/>
+          <w:szCs w:val="20"/>
+        </w:rPr>
+      </w:pPr>
+      <w:r>
+        <w:rPr>
+          <w:i/>
+          <w:iCs/>
+          <w:sz w:val="20"/>
+          <w:szCs w:val="20"/>
+        </w:rPr>
+        <w:t>可执行性与整体观赛体验进行临时裁定。</w:t>
       </w:r>
     </w:p>
     <w:sectPr>
@@ -4498,7 +4628,7 @@
   <w:docDefaults>
     <w:rPrDefault>
       <w:rPr>
-        <w:rFonts w:ascii="Microsoft YaHei" w:eastAsiaTheme="minorEastAsia" w:hAnsi="Microsoft YaHei" w:cs="Microsoft YaHei"/>
+        <w:rFonts w:ascii="微软雅黑" w:eastAsiaTheme="minorEastAsia" w:hAnsi="微软雅黑" w:cs="微软雅黑"/>
         <w:sz w:val="22"/>
         <w:szCs w:val="22"/>
         <w:lang w:val="en-US" w:eastAsia="zh-CN" w:bidi="ar-SA"/>
@@ -4887,6 +5017,7 @@
   <w:style w:type="paragraph" w:default="1" w:styleId="a">
     <w:name w:val="Normal"/>
     <w:qFormat/>
+    <w:rsid w:val="00361A6D"/>
     <w:pPr>
       <w:widowControl w:val="0"/>
     </w:pPr>
@@ -4900,7 +5031,7 @@
       <w:outlineLvl w:val="0"/>
     </w:pPr>
     <w:rPr>
-      <w:rFonts w:eastAsia="Microsoft YaHei"/>
+      <w:rFonts w:eastAsia="微软雅黑"/>
       <w:b/>
       <w:bCs/>
       <w:color w:val="1F4E79"/>
@@ -4918,7 +5049,7 @@
       <w:outlineLvl w:val="1"/>
     </w:pPr>
     <w:rPr>
-      <w:rFonts w:eastAsia="Microsoft YaHei"/>
+      <w:rFonts w:eastAsia="微软雅黑"/>
       <w:b/>
       <w:bCs/>
       <w:color w:val="2E75B6"/>
@@ -4936,7 +5067,7 @@
       <w:outlineLvl w:val="2"/>
     </w:pPr>
     <w:rPr>
-      <w:rFonts w:eastAsia="Microsoft YaHei"/>
+      <w:rFonts w:eastAsia="微软雅黑"/>
       <w:b/>
       <w:bCs/>
       <w:sz w:val="23"/>
